--- a/mps-nivel-c/oficial/04_registros/MilhasFacil_Busca-de-Milhas/ITP-MILHASFACIL01-001_Estrategia-de-Integracao.docx
+++ b/mps-nivel-c/oficial/04_registros/MilhasFacil_Busca-de-Milhas/ITP-MILHASFACIL01-001_Estrategia-de-Integracao.docx
@@ -3,12 +3,10 @@
 <w:document xmlns:wpc="http://schemas.microsoft.com/office/word/2010/wordprocessingCanvas" xmlns:mo="http://schemas.microsoft.com/office/mac/office/2008/main" xmlns:mc="http://schemas.openxmlformats.org/markup-compatibility/2006" xmlns:mv="urn:schemas-microsoft-com:mac:vml" xmlns:o="urn:schemas-microsoft-com:office:office" xmlns:r="http://schemas.openxmlformats.org/officeDocument/2006/relationships" xmlns:m="http://schemas.openxmlformats.org/officeDocument/2006/math" xmlns:v="urn:schemas-microsoft-com:vml" xmlns:wp14="http://schemas.microsoft.com/office/word/2010/wordprocessingDrawing" xmlns:wp="http://schemas.openxmlformats.org/drawingml/2006/wordprocessingDrawing" xmlns:w10="urn:schemas-microsoft-com:office:word" xmlns:w="http://schemas.openxmlformats.org/wordprocessingml/2006/main" xmlns:w14="http://schemas.microsoft.com/office/word/2010/wordml" xmlns:wpg="http://schemas.microsoft.com/office/word/2010/wordprocessingGroup" xmlns:wpi="http://schemas.microsoft.com/office/word/2010/wordprocessingInk" xmlns:wne="http://schemas.microsoft.com/office/word/2006/wordml" xmlns:wps="http://schemas.microsoft.com/office/word/2010/wordprocessingShape" mc:Ignorable="w14 wp14">
   <w:body>
     <w:p>
+      <w:pPr>
+        <w:pStyle w:val="Heading1"/>
+      </w:pPr>
       <w:r>
-        <w:rPr>
-          <w:b/>
-          <w:color w:val="1F3B73"/>
-          <w:sz w:val="34"/>
-        </w:rPr>
         <w:t>Estratégia de Integração — MilhasFacil · Hub de Milhas</w:t>
       </w:r>
     </w:p>
@@ -16,26 +14,21 @@
       <w:tblPr>
         <w:tblStyle w:val="TableGrid"/>
         <w:tblW w:type="auto" w:w="0"/>
-        <w:jc w:val="center"/>
         <w:tblLook w:firstColumn="1" w:firstRow="1" w:lastColumn="0" w:lastRow="0" w:noHBand="0" w:noVBand="1" w:val="04A0"/>
       </w:tblPr>
       <w:tblGrid>
-        <w:gridCol w:w="4873"/>
-        <w:gridCol w:w="4873"/>
+        <w:gridCol w:w="4320"/>
+        <w:gridCol w:w="4320"/>
       </w:tblGrid>
       <w:tr>
         <w:tc>
           <w:tcPr>
-            <w:tcW w:type="dxa" w:w="4873"/>
-            <w:shd w:val="clear" w:fill="1F3B73"/>
+            <w:tcW w:type="dxa" w:w="4320"/>
           </w:tcPr>
           <w:p>
-            <w:r/>
             <w:r>
               <w:rPr>
                 <w:b/>
-                <w:color w:val="FFFFFF"/>
-                <w:sz w:val="18"/>
               </w:rPr>
               <w:t>Campo</w:t>
             </w:r>
@@ -43,16 +36,12 @@
         </w:tc>
         <w:tc>
           <w:tcPr>
-            <w:tcW w:type="dxa" w:w="4873"/>
-            <w:shd w:val="clear" w:fill="1F3B73"/>
+            <w:tcW w:type="dxa" w:w="4320"/>
           </w:tcPr>
           <w:p>
-            <w:r/>
             <w:r>
               <w:rPr>
                 <w:b/>
-                <w:color w:val="FFFFFF"/>
-                <w:sz w:val="18"/>
               </w:rPr>
               <w:t>Valor</w:t>
             </w:r>
@@ -62,18 +51,12 @@
       <w:tr>
         <w:tc>
           <w:tcPr>
-            <w:tcW w:type="dxa" w:w="4873"/>
+            <w:tcW w:type="dxa" w:w="4320"/>
           </w:tcPr>
           <w:p>
             <w:r>
               <w:rPr>
-                <w:sz w:val="17"/>
-              </w:rPr>
-            </w:r>
-            <w:r>
-              <w:rPr>
                 <w:b/>
-                <w:sz w:val="17"/>
               </w:rPr>
               <w:t>Documento</w:t>
             </w:r>
@@ -81,18 +64,10 @@
         </w:tc>
         <w:tc>
           <w:tcPr>
-            <w:tcW w:type="dxa" w:w="4873"/>
+            <w:tcW w:type="dxa" w:w="4320"/>
           </w:tcPr>
           <w:p>
             <w:r>
-              <w:rPr>
-                <w:sz w:val="17"/>
-              </w:rPr>
-            </w:r>
-            <w:r>
-              <w:rPr>
-                <w:sz w:val="17"/>
-              </w:rPr>
               <w:t>ITP-MILHASFACIL01-001</w:t>
             </w:r>
           </w:p>
@@ -101,19 +76,12 @@
       <w:tr>
         <w:tc>
           <w:tcPr>
-            <w:tcW w:type="dxa" w:w="4873"/>
-            <w:shd w:val="clear" w:fill="EDF1F7"/>
+            <w:tcW w:type="dxa" w:w="4320"/>
           </w:tcPr>
           <w:p>
             <w:r>
               <w:rPr>
-                <w:sz w:val="17"/>
-              </w:rPr>
-            </w:r>
-            <w:r>
-              <w:rPr>
                 <w:b/>
-                <w:sz w:val="17"/>
               </w:rPr>
               <w:t>Projeto</w:t>
             </w:r>
@@ -121,19 +89,10 @@
         </w:tc>
         <w:tc>
           <w:tcPr>
-            <w:tcW w:type="dxa" w:w="4873"/>
-            <w:shd w:val="clear" w:fill="EDF1F7"/>
+            <w:tcW w:type="dxa" w:w="4320"/>
           </w:tcPr>
           <w:p>
             <w:r>
-              <w:rPr>
-                <w:sz w:val="17"/>
-              </w:rPr>
-            </w:r>
-            <w:r>
-              <w:rPr>
-                <w:sz w:val="17"/>
-              </w:rPr>
               <w:t>MilhasFacil — Plataforma de Busca e Alerta de Passagens por Milhas</w:t>
             </w:r>
           </w:p>
@@ -142,18 +101,12 @@
       <w:tr>
         <w:tc>
           <w:tcPr>
-            <w:tcW w:type="dxa" w:w="4873"/>
+            <w:tcW w:type="dxa" w:w="4320"/>
           </w:tcPr>
           <w:p>
             <w:r>
               <w:rPr>
-                <w:sz w:val="17"/>
-              </w:rPr>
-            </w:r>
-            <w:r>
-              <w:rPr>
                 <w:b/>
-                <w:sz w:val="17"/>
               </w:rPr>
               <w:t>Cliente</w:t>
             </w:r>
@@ -161,18 +114,10 @@
         </w:tc>
         <w:tc>
           <w:tcPr>
-            <w:tcW w:type="dxa" w:w="4873"/>
+            <w:tcW w:type="dxa" w:w="4320"/>
           </w:tcPr>
           <w:p>
             <w:r>
-              <w:rPr>
-                <w:sz w:val="17"/>
-              </w:rPr>
-            </w:r>
-            <w:r>
-              <w:rPr>
-                <w:sz w:val="17"/>
-              </w:rPr>
               <w:t>Hub de Milhas</w:t>
             </w:r>
           </w:p>
@@ -181,19 +126,12 @@
       <w:tr>
         <w:tc>
           <w:tcPr>
-            <w:tcW w:type="dxa" w:w="4873"/>
-            <w:shd w:val="clear" w:fill="EDF1F7"/>
+            <w:tcW w:type="dxa" w:w="4320"/>
           </w:tcPr>
           <w:p>
             <w:r>
               <w:rPr>
-                <w:sz w:val="17"/>
-              </w:rPr>
-            </w:r>
-            <w:r>
-              <w:rPr>
                 <w:b/>
-                <w:sz w:val="17"/>
               </w:rPr>
               <w:t>Versão</w:t>
             </w:r>
@@ -201,20 +139,11 @@
         </w:tc>
         <w:tc>
           <w:tcPr>
-            <w:tcW w:type="dxa" w:w="4873"/>
-            <w:shd w:val="clear" w:fill="EDF1F7"/>
+            <w:tcW w:type="dxa" w:w="4320"/>
           </w:tcPr>
           <w:p>
             <w:r>
-              <w:rPr>
-                <w:sz w:val="17"/>
-              </w:rPr>
-            </w:r>
-            <w:r>
-              <w:rPr>
-                <w:sz w:val="17"/>
-              </w:rPr>
-              <w:t>1.0</w:t>
+              <w:t>1.1</w:t>
             </w:r>
           </w:p>
         </w:tc>
@@ -222,18 +151,12 @@
       <w:tr>
         <w:tc>
           <w:tcPr>
-            <w:tcW w:type="dxa" w:w="4873"/>
+            <w:tcW w:type="dxa" w:w="4320"/>
           </w:tcPr>
           <w:p>
             <w:r>
               <w:rPr>
-                <w:sz w:val="17"/>
-              </w:rPr>
-            </w:r>
-            <w:r>
-              <w:rPr>
                 <w:b/>
-                <w:sz w:val="17"/>
               </w:rPr>
               <w:t>Data</w:t>
             </w:r>
@@ -241,19 +164,11 @@
         </w:tc>
         <w:tc>
           <w:tcPr>
-            <w:tcW w:type="dxa" w:w="4873"/>
+            <w:tcW w:type="dxa" w:w="4320"/>
           </w:tcPr>
           <w:p>
             <w:r>
-              <w:rPr>
-                <w:sz w:val="17"/>
-              </w:rPr>
-            </w:r>
-            <w:r>
-              <w:rPr>
-                <w:sz w:val="17"/>
-              </w:rPr>
-              <w:t>15/06/2026</w:t>
+              <w:t>26/06/2026</w:t>
             </w:r>
           </w:p>
         </w:tc>
@@ -261,19 +176,12 @@
       <w:tr>
         <w:tc>
           <w:tcPr>
-            <w:tcW w:type="dxa" w:w="4873"/>
-            <w:shd w:val="clear" w:fill="EDF1F7"/>
+            <w:tcW w:type="dxa" w:w="4320"/>
           </w:tcPr>
           <w:p>
             <w:r>
               <w:rPr>
-                <w:sz w:val="17"/>
-              </w:rPr>
-            </w:r>
-            <w:r>
-              <w:rPr>
                 <w:b/>
-                <w:sz w:val="17"/>
               </w:rPr>
               <w:t>Gerente de Projeto</w:t>
             </w:r>
@@ -281,19 +189,10 @@
         </w:tc>
         <w:tc>
           <w:tcPr>
-            <w:tcW w:type="dxa" w:w="4873"/>
-            <w:shd w:val="clear" w:fill="EDF1F7"/>
+            <w:tcW w:type="dxa" w:w="4320"/>
           </w:tcPr>
           <w:p>
             <w:r>
-              <w:rPr>
-                <w:sz w:val="17"/>
-              </w:rPr>
-            </w:r>
-            <w:r>
-              <w:rPr>
-                <w:sz w:val="17"/>
-              </w:rPr>
               <w:t>Abraão</w:t>
             </w:r>
           </w:p>
@@ -302,18 +201,12 @@
       <w:tr>
         <w:tc>
           <w:tcPr>
-            <w:tcW w:type="dxa" w:w="4873"/>
+            <w:tcW w:type="dxa" w:w="4320"/>
           </w:tcPr>
           <w:p>
             <w:r>
               <w:rPr>
-                <w:sz w:val="17"/>
-              </w:rPr>
-            </w:r>
-            <w:r>
-              <w:rPr>
                 <w:b/>
-                <w:sz w:val="17"/>
               </w:rPr>
               <w:t>Processo MPS-SW</w:t>
             </w:r>
@@ -321,48 +214,32 @@
         </w:tc>
         <w:tc>
           <w:tcPr>
-            <w:tcW w:type="dxa" w:w="4873"/>
+            <w:tcW w:type="dxa" w:w="4320"/>
           </w:tcPr>
           <w:p>
             <w:r>
-              <w:rPr>
-                <w:sz w:val="17"/>
-              </w:rPr>
-            </w:r>
-            <w:r>
-              <w:rPr>
-                <w:sz w:val="17"/>
-              </w:rPr>
               <w:t>ITP (evidência de projeto)</w:t>
             </w:r>
           </w:p>
         </w:tc>
       </w:tr>
     </w:tbl>
+    <w:p/>
     <w:p>
       <w:pPr>
-        <w:pBdr>
-          <w:bottom w:val="single" w:sz="6" w:space="3" w:color="1F3B73"/>
-        </w:pBdr>
+        <w:pStyle w:val="Heading2"/>
       </w:pPr>
       <w:r>
-        <w:rPr>
-          <w:b/>
-          <w:color w:val="1F3B73"/>
-          <w:sz w:val="27"/>
-        </w:rPr>
         <w:t>1. Objetivo</w:t>
       </w:r>
     </w:p>
     <w:p>
       <w:r>
-        <w:t xml:space="preserve">Descrever a estratégia de integração contínua do produto MilhasFacil: as pipelines de CI/CD por componente, o ambiente de execução conteinerizado, a ordem de integração dos componentes via pull request em </w:t>
+        <w:t xml:space="preserve">Descrever a estratégia de integração contínua do produto MilhasFacil: as pipelines de CI/CD por componente, o ambiente de execução conteinerizado, a ordem de integração dos componentes via merge request em </w:t>
       </w:r>
       <w:r>
         <w:rPr>
           <w:rFonts w:ascii="Consolas" w:hAnsi="Consolas"/>
-          <w:color w:val="444444"/>
-          <w:sz w:val="18"/>
         </w:rPr>
         <w:t>develop</w:t>
       </w:r>
@@ -372,22 +249,15 @@
     </w:p>
     <w:p>
       <w:pPr>
-        <w:pBdr>
-          <w:bottom w:val="single" w:sz="6" w:space="3" w:color="1F3B73"/>
-        </w:pBdr>
+        <w:pStyle w:val="Heading2"/>
       </w:pPr>
       <w:r>
-        <w:rPr>
-          <w:b/>
-          <w:color w:val="1F3B73"/>
-          <w:sz w:val="27"/>
-        </w:rPr>
         <w:t>2. Visão geral da integração</w:t>
       </w:r>
     </w:p>
     <w:p>
       <w:r>
-        <w:t>O produto é composto por três componentes independentes, cada um em seu repositório no Azure DevOps:</w:t>
+        <w:t>O produto é composto por três componentes independentes, cada um em seu repositório no GitLab:</w:t>
       </w:r>
     </w:p>
     <w:p>
@@ -406,8 +276,6 @@
       <w:r>
         <w:rPr>
           <w:rFonts w:ascii="Consolas" w:hAnsi="Consolas"/>
-          <w:color w:val="444444"/>
-          <w:sz w:val="18"/>
         </w:rPr>
         <w:t>/api/v1</w:t>
       </w:r>
@@ -459,8 +327,6 @@
       <w:r>
         <w:rPr>
           <w:rFonts w:ascii="Consolas" w:hAnsi="Consolas"/>
-          <w:color w:val="444444"/>
-          <w:sz w:val="18"/>
         </w:rPr>
         <w:t>feat/</w:t>
       </w:r>
@@ -470,8 +336,6 @@
       <w:r>
         <w:rPr>
           <w:rFonts w:ascii="Consolas" w:hAnsi="Consolas"/>
-          <w:color w:val="444444"/>
-          <w:sz w:val="18"/>
         </w:rPr>
         <w:t>fix/</w:t>
       </w:r>
@@ -481,8 +345,6 @@
       <w:r>
         <w:rPr>
           <w:rFonts w:ascii="Consolas" w:hAnsi="Consolas"/>
-          <w:color w:val="444444"/>
-          <w:sz w:val="18"/>
         </w:rPr>
         <w:t>MF-XX</w:t>
       </w:r>
@@ -492,19 +354,15 @@
       <w:r>
         <w:rPr>
           <w:rFonts w:ascii="Consolas" w:hAnsi="Consolas"/>
-          <w:color w:val="444444"/>
-          <w:sz w:val="18"/>
         </w:rPr>
         <w:t>develop</w:t>
       </w:r>
       <w:r>
-        <w:t xml:space="preserve"> via pull request com gate de CI, e promovida a </w:t>
+        <w:t xml:space="preserve"> via merge request com gate de CI, e promovida a </w:t>
       </w:r>
       <w:r>
         <w:rPr>
           <w:rFonts w:ascii="Consolas" w:hAnsi="Consolas"/>
-          <w:color w:val="444444"/>
-          <w:sz w:val="18"/>
         </w:rPr>
         <w:t>homolog</w:t>
       </w:r>
@@ -514,8 +372,6 @@
       <w:r>
         <w:rPr>
           <w:rFonts w:ascii="Consolas" w:hAnsi="Consolas"/>
-          <w:color w:val="444444"/>
-          <w:sz w:val="18"/>
         </w:rPr>
         <w:t>main</w:t>
       </w:r>
@@ -525,8 +381,6 @@
       <w:r>
         <w:rPr>
           <w:rFonts w:ascii="Consolas" w:hAnsi="Consolas"/>
-          <w:color w:val="444444"/>
-          <w:sz w:val="18"/>
         </w:rPr>
         <w:t>develop</w:t>
       </w:r>
@@ -536,8 +390,6 @@
       <w:r>
         <w:rPr>
           <w:rFonts w:ascii="Consolas" w:hAnsi="Consolas"/>
-          <w:color w:val="444444"/>
-          <w:sz w:val="18"/>
         </w:rPr>
         <w:t>homolog</w:t>
       </w:r>
@@ -547,8 +399,6 @@
       <w:r>
         <w:rPr>
           <w:rFonts w:ascii="Consolas" w:hAnsi="Consolas"/>
-          <w:color w:val="444444"/>
-          <w:sz w:val="18"/>
         </w:rPr>
         <w:t>main</w:t>
       </w:r>
@@ -558,8 +408,6 @@
       <w:r>
         <w:rPr>
           <w:rFonts w:ascii="Consolas" w:hAnsi="Consolas"/>
-          <w:color w:val="444444"/>
-          <w:sz w:val="18"/>
         </w:rPr>
         <w:t>v0.9.0</w:t>
       </w:r>
@@ -569,22 +417,15 @@
     </w:p>
     <w:p>
       <w:pPr>
-        <w:pBdr>
-          <w:bottom w:val="single" w:sz="6" w:space="3" w:color="1F3B73"/>
-        </w:pBdr>
+        <w:pStyle w:val="Heading2"/>
       </w:pPr>
       <w:r>
-        <w:rPr>
-          <w:b/>
-          <w:color w:val="1F3B73"/>
-          <w:sz w:val="27"/>
-        </w:rPr>
         <w:t>3. Pipelines de integração contínua</w:t>
       </w:r>
     </w:p>
     <w:p>
       <w:r>
-        <w:t xml:space="preserve">A operação de DevOps/Infra do projeto — pipelines de CI/CD, ambiente Docker e branch policy — é responsabilidade do Tech Lead / Arquiteto / DevOps </w:t>
+        <w:t xml:space="preserve">A operação de DevOps/Infra do projeto — pipelines de CI/CD, ambiente Docker e política de branches protegidas — é responsabilidade do Tech Lead / Arquiteto / DevOps </w:t>
       </w:r>
       <w:r>
         <w:rPr>
@@ -593,22 +434,29 @@
         <w:t>Cézar Velazquez</w:t>
       </w:r>
       <w:r>
-        <w:t xml:space="preserve">. São três pipelines no Azure DevOps, uma por componente, todas baseadas na tarefa </w:t>
+        <w:t xml:space="preserve">. São três pipelines no GitLab, uma por componente, todas baseadas em </w:t>
       </w:r>
       <w:r>
         <w:rPr>
           <w:b/>
         </w:rPr>
-        <w:t>PowerShell@2</w:t>
+        <w:t>Docker</w:t>
       </w:r>
       <w:r>
-        <w:t xml:space="preserve"> sobre agente Default/Windows (risco R-05 — pipeline CI em agente Windows). Os gatilhos cobrem </w:t>
+        <w:t xml:space="preserve"> sobre o runner </w:t>
+      </w:r>
+      <w:r>
+        <w:rPr>
+          <w:b/>
+        </w:rPr>
+        <w:t>runner-vm-docker</w:t>
+      </w:r>
+      <w:r>
+        <w:t xml:space="preserve"> (risco R-05 — pipeline CI). Os gatilhos cobrem </w:t>
       </w:r>
       <w:r>
         <w:rPr>
           <w:rFonts w:ascii="Consolas" w:hAnsi="Consolas"/>
-          <w:color w:val="444444"/>
-          <w:sz w:val="18"/>
         </w:rPr>
         <w:t>develop</w:t>
       </w:r>
@@ -618,8 +466,6 @@
       <w:r>
         <w:rPr>
           <w:rFonts w:ascii="Consolas" w:hAnsi="Consolas"/>
-          <w:color w:val="444444"/>
-          <w:sz w:val="18"/>
         </w:rPr>
         <w:t>homolog</w:t>
       </w:r>
@@ -629,8 +475,6 @@
       <w:r>
         <w:rPr>
           <w:rFonts w:ascii="Consolas" w:hAnsi="Consolas"/>
-          <w:color w:val="444444"/>
-          <w:sz w:val="18"/>
         </w:rPr>
         <w:t>main</w:t>
       </w:r>
@@ -642,30 +486,25 @@
       <w:tblPr>
         <w:tblStyle w:val="TableGrid"/>
         <w:tblW w:type="auto" w:w="0"/>
-        <w:jc w:val="center"/>
         <w:tblLook w:firstColumn="1" w:firstRow="1" w:lastColumn="0" w:lastRow="0" w:noHBand="0" w:noVBand="1" w:val="04A0"/>
       </w:tblPr>
       <w:tblGrid>
-        <w:gridCol w:w="1624"/>
-        <w:gridCol w:w="1624"/>
-        <w:gridCol w:w="1624"/>
-        <w:gridCol w:w="1624"/>
-        <w:gridCol w:w="1624"/>
-        <w:gridCol w:w="1624"/>
+        <w:gridCol w:w="1440"/>
+        <w:gridCol w:w="1440"/>
+        <w:gridCol w:w="1440"/>
+        <w:gridCol w:w="1440"/>
+        <w:gridCol w:w="1440"/>
+        <w:gridCol w:w="1440"/>
       </w:tblGrid>
       <w:tr>
         <w:tc>
           <w:tcPr>
-            <w:tcW w:type="dxa" w:w="1624"/>
-            <w:shd w:val="clear" w:fill="1F3B73"/>
+            <w:tcW w:type="dxa" w:w="1440"/>
           </w:tcPr>
           <w:p>
-            <w:r/>
             <w:r>
               <w:rPr>
                 <w:b/>
-                <w:color w:val="FFFFFF"/>
-                <w:sz w:val="18"/>
               </w:rPr>
               <w:t>Pipeline</w:t>
             </w:r>
@@ -673,16 +512,12 @@
         </w:tc>
         <w:tc>
           <w:tcPr>
-            <w:tcW w:type="dxa" w:w="1624"/>
-            <w:shd w:val="clear" w:fill="1F3B73"/>
+            <w:tcW w:type="dxa" w:w="1440"/>
           </w:tcPr>
           <w:p>
-            <w:r/>
             <w:r>
               <w:rPr>
                 <w:b/>
-                <w:color w:val="FFFFFF"/>
-                <w:sz w:val="18"/>
               </w:rPr>
               <w:t>Componente</w:t>
             </w:r>
@@ -690,50 +525,38 @@
         </w:tc>
         <w:tc>
           <w:tcPr>
-            <w:tcW w:type="dxa" w:w="1624"/>
-            <w:shd w:val="clear" w:fill="1F3B73"/>
+            <w:tcW w:type="dxa" w:w="1440"/>
           </w:tcPr>
           <w:p>
-            <w:r/>
             <w:r>
               <w:rPr>
                 <w:b/>
-                <w:color w:val="FFFFFF"/>
-                <w:sz w:val="18"/>
               </w:rPr>
-              <w:t>Tarefa</w:t>
+              <w:t>Executor</w:t>
             </w:r>
           </w:p>
         </w:tc>
         <w:tc>
           <w:tcPr>
-            <w:tcW w:type="dxa" w:w="1624"/>
-            <w:shd w:val="clear" w:fill="1F3B73"/>
+            <w:tcW w:type="dxa" w:w="1440"/>
           </w:tcPr>
           <w:p>
-            <w:r/>
             <w:r>
               <w:rPr>
                 <w:b/>
-                <w:color w:val="FFFFFF"/>
-                <w:sz w:val="18"/>
               </w:rPr>
-              <w:t>Agente</w:t>
+              <w:t>Runner</w:t>
             </w:r>
           </w:p>
         </w:tc>
         <w:tc>
           <w:tcPr>
-            <w:tcW w:type="dxa" w:w="1624"/>
-            <w:shd w:val="clear" w:fill="1F3B73"/>
+            <w:tcW w:type="dxa" w:w="1440"/>
           </w:tcPr>
           <w:p>
-            <w:r/>
             <w:r>
               <w:rPr>
                 <w:b/>
-                <w:color w:val="FFFFFF"/>
-                <w:sz w:val="18"/>
               </w:rPr>
               <w:t>Gatilhos</w:t>
             </w:r>
@@ -741,16 +564,12 @@
         </w:tc>
         <w:tc>
           <w:tcPr>
-            <w:tcW w:type="dxa" w:w="1624"/>
-            <w:shd w:val="clear" w:fill="1F3B73"/>
+            <w:tcW w:type="dxa" w:w="1440"/>
           </w:tcPr>
           <w:p>
-            <w:r/>
             <w:r>
               <w:rPr>
                 <w:b/>
-                <w:color w:val="FFFFFF"/>
-                <w:sz w:val="18"/>
               </w:rPr>
               <w:t>Gate específico</w:t>
             </w:r>
@@ -760,37 +579,22 @@
       <w:tr>
         <w:tc>
           <w:tcPr>
-            <w:tcW w:type="dxa" w:w="1624"/>
+            <w:tcW w:type="dxa" w:w="1440"/>
           </w:tcPr>
           <w:p>
             <w:r>
-              <w:rPr>
-                <w:sz w:val="17"/>
-              </w:rPr>
-            </w:r>
-            <w:r>
-              <w:rPr>
-                <w:sz w:val="17"/>
-              </w:rPr>
-              <w:t>MilhasFacil API - Pipeline</w:t>
+              <w:t>MilhasFacil_api CI</w:t>
             </w:r>
           </w:p>
         </w:tc>
         <w:tc>
           <w:tcPr>
-            <w:tcW w:type="dxa" w:w="1624"/>
+            <w:tcW w:type="dxa" w:w="1440"/>
           </w:tcPr>
           <w:p>
             <w:r>
               <w:rPr>
-                <w:sz w:val="17"/>
-              </w:rPr>
-            </w:r>
-            <w:r>
-              <w:rPr>
                 <w:rFonts w:ascii="Consolas" w:hAnsi="Consolas"/>
-                <w:color w:val="444444"/>
-                <w:sz w:val="17"/>
               </w:rPr>
               <w:t>MilhasFacil_api</w:t>
             </w:r>
@@ -798,72 +602,40 @@
         </w:tc>
         <w:tc>
           <w:tcPr>
-            <w:tcW w:type="dxa" w:w="1624"/>
+            <w:tcW w:type="dxa" w:w="1440"/>
           </w:tcPr>
           <w:p>
             <w:r>
-              <w:rPr>
-                <w:sz w:val="17"/>
-              </w:rPr>
-            </w:r>
-            <w:r>
-              <w:rPr>
-                <w:sz w:val="17"/>
-              </w:rPr>
-              <w:t>PowerShell@2</w:t>
+              <w:t>Docker</w:t>
             </w:r>
           </w:p>
         </w:tc>
         <w:tc>
           <w:tcPr>
-            <w:tcW w:type="dxa" w:w="1624"/>
+            <w:tcW w:type="dxa" w:w="1440"/>
           </w:tcPr>
           <w:p>
             <w:r>
-              <w:rPr>
-                <w:sz w:val="17"/>
-              </w:rPr>
-            </w:r>
-            <w:r>
-              <w:rPr>
-                <w:sz w:val="17"/>
-              </w:rPr>
-              <w:t>Default/Windows</w:t>
+              <w:t>runner-vm-docker</w:t>
             </w:r>
           </w:p>
         </w:tc>
         <w:tc>
           <w:tcPr>
-            <w:tcW w:type="dxa" w:w="1624"/>
+            <w:tcW w:type="dxa" w:w="1440"/>
           </w:tcPr>
           <w:p>
             <w:r>
-              <w:rPr>
-                <w:sz w:val="17"/>
-              </w:rPr>
-            </w:r>
-            <w:r>
-              <w:rPr>
-                <w:sz w:val="17"/>
-              </w:rPr>
               <w:t>develop / homolog / main</w:t>
             </w:r>
           </w:p>
         </w:tc>
         <w:tc>
           <w:tcPr>
-            <w:tcW w:type="dxa" w:w="1624"/>
+            <w:tcW w:type="dxa" w:w="1440"/>
           </w:tcPr>
           <w:p>
             <w:r>
-              <w:rPr>
-                <w:sz w:val="17"/>
-              </w:rPr>
-            </w:r>
-            <w:r>
-              <w:rPr>
-                <w:sz w:val="17"/>
-              </w:rPr>
               <w:t>Gate de cobertura JaCoCo 80% (a partir da S4)</w:t>
             </w:r>
           </w:p>
@@ -872,39 +644,22 @@
       <w:tr>
         <w:tc>
           <w:tcPr>
-            <w:tcW w:type="dxa" w:w="1624"/>
-            <w:shd w:val="clear" w:fill="EDF1F7"/>
+            <w:tcW w:type="dxa" w:w="1440"/>
           </w:tcPr>
           <w:p>
             <w:r>
-              <w:rPr>
-                <w:sz w:val="17"/>
-              </w:rPr>
-            </w:r>
-            <w:r>
-              <w:rPr>
-                <w:sz w:val="17"/>
-              </w:rPr>
-              <w:t>MilhasFacil Web - Pipeline</w:t>
+              <w:t>MilhasFacil_web CI</w:t>
             </w:r>
           </w:p>
         </w:tc>
         <w:tc>
           <w:tcPr>
-            <w:tcW w:type="dxa" w:w="1624"/>
-            <w:shd w:val="clear" w:fill="EDF1F7"/>
+            <w:tcW w:type="dxa" w:w="1440"/>
           </w:tcPr>
           <w:p>
             <w:r>
               <w:rPr>
-                <w:sz w:val="17"/>
-              </w:rPr>
-            </w:r>
-            <w:r>
-              <w:rPr>
                 <w:rFonts w:ascii="Consolas" w:hAnsi="Consolas"/>
-                <w:color w:val="444444"/>
-                <w:sz w:val="17"/>
               </w:rPr>
               <w:t>MilhasFacil_web</w:t>
             </w:r>
@@ -912,76 +667,40 @@
         </w:tc>
         <w:tc>
           <w:tcPr>
-            <w:tcW w:type="dxa" w:w="1624"/>
-            <w:shd w:val="clear" w:fill="EDF1F7"/>
+            <w:tcW w:type="dxa" w:w="1440"/>
           </w:tcPr>
           <w:p>
             <w:r>
-              <w:rPr>
-                <w:sz w:val="17"/>
-              </w:rPr>
-            </w:r>
-            <w:r>
-              <w:rPr>
-                <w:sz w:val="17"/>
-              </w:rPr>
-              <w:t>PowerShell@2</w:t>
+              <w:t>Docker</w:t>
             </w:r>
           </w:p>
         </w:tc>
         <w:tc>
           <w:tcPr>
-            <w:tcW w:type="dxa" w:w="1624"/>
-            <w:shd w:val="clear" w:fill="EDF1F7"/>
+            <w:tcW w:type="dxa" w:w="1440"/>
           </w:tcPr>
           <w:p>
             <w:r>
-              <w:rPr>
-                <w:sz w:val="17"/>
-              </w:rPr>
-            </w:r>
-            <w:r>
-              <w:rPr>
-                <w:sz w:val="17"/>
-              </w:rPr>
-              <w:t>Default/Windows</w:t>
+              <w:t>runner-vm-docker</w:t>
             </w:r>
           </w:p>
         </w:tc>
         <w:tc>
           <w:tcPr>
-            <w:tcW w:type="dxa" w:w="1624"/>
-            <w:shd w:val="clear" w:fill="EDF1F7"/>
+            <w:tcW w:type="dxa" w:w="1440"/>
           </w:tcPr>
           <w:p>
             <w:r>
-              <w:rPr>
-                <w:sz w:val="17"/>
-              </w:rPr>
-            </w:r>
-            <w:r>
-              <w:rPr>
-                <w:sz w:val="17"/>
-              </w:rPr>
               <w:t>develop / homolog / main</w:t>
             </w:r>
           </w:p>
         </w:tc>
         <w:tc>
           <w:tcPr>
-            <w:tcW w:type="dxa" w:w="1624"/>
-            <w:shd w:val="clear" w:fill="EDF1F7"/>
+            <w:tcW w:type="dxa" w:w="1440"/>
           </w:tcPr>
           <w:p>
             <w:r>
-              <w:rPr>
-                <w:sz w:val="17"/>
-              </w:rPr>
-            </w:r>
-            <w:r>
-              <w:rPr>
-                <w:sz w:val="17"/>
-              </w:rPr>
               <w:t>Build e testes Karma</w:t>
             </w:r>
           </w:p>
@@ -990,37 +709,22 @@
       <w:tr>
         <w:tc>
           <w:tcPr>
-            <w:tcW w:type="dxa" w:w="1624"/>
+            <w:tcW w:type="dxa" w:w="1440"/>
           </w:tcPr>
           <w:p>
             <w:r>
-              <w:rPr>
-                <w:sz w:val="17"/>
-              </w:rPr>
-            </w:r>
-            <w:r>
-              <w:rPr>
-                <w:sz w:val="17"/>
-              </w:rPr>
-              <w:t>MilhasFacil Crawler - Pipeline</w:t>
+              <w:t>MilhasFacil_crawler CI</w:t>
             </w:r>
           </w:p>
         </w:tc>
         <w:tc>
           <w:tcPr>
-            <w:tcW w:type="dxa" w:w="1624"/>
+            <w:tcW w:type="dxa" w:w="1440"/>
           </w:tcPr>
           <w:p>
             <w:r>
               <w:rPr>
-                <w:sz w:val="17"/>
-              </w:rPr>
-            </w:r>
-            <w:r>
-              <w:rPr>
                 <w:rFonts w:ascii="Consolas" w:hAnsi="Consolas"/>
-                <w:color w:val="444444"/>
-                <w:sz w:val="17"/>
               </w:rPr>
               <w:t>MilhasFacil_crawler</w:t>
             </w:r>
@@ -1028,148 +732,76 @@
         </w:tc>
         <w:tc>
           <w:tcPr>
-            <w:tcW w:type="dxa" w:w="1624"/>
+            <w:tcW w:type="dxa" w:w="1440"/>
           </w:tcPr>
           <w:p>
             <w:r>
-              <w:rPr>
-                <w:sz w:val="17"/>
-              </w:rPr>
-            </w:r>
-            <w:r>
-              <w:rPr>
-                <w:sz w:val="17"/>
-              </w:rPr>
-              <w:t>PowerShell@2</w:t>
+              <w:t>Docker</w:t>
             </w:r>
           </w:p>
         </w:tc>
         <w:tc>
           <w:tcPr>
-            <w:tcW w:type="dxa" w:w="1624"/>
+            <w:tcW w:type="dxa" w:w="1440"/>
           </w:tcPr>
           <w:p>
             <w:r>
-              <w:rPr>
-                <w:sz w:val="17"/>
-              </w:rPr>
-            </w:r>
-            <w:r>
-              <w:rPr>
-                <w:sz w:val="17"/>
-              </w:rPr>
-              <w:t>Default/Windows</w:t>
+              <w:t>runner-vm-docker</w:t>
             </w:r>
           </w:p>
         </w:tc>
         <w:tc>
           <w:tcPr>
-            <w:tcW w:type="dxa" w:w="1624"/>
+            <w:tcW w:type="dxa" w:w="1440"/>
           </w:tcPr>
           <w:p>
             <w:r>
-              <w:rPr>
-                <w:sz w:val="17"/>
-              </w:rPr>
-            </w:r>
-            <w:r>
-              <w:rPr>
-                <w:sz w:val="17"/>
-              </w:rPr>
               <w:t>develop / homolog / main</w:t>
             </w:r>
           </w:p>
         </w:tc>
         <w:tc>
           <w:tcPr>
-            <w:tcW w:type="dxa" w:w="1624"/>
+            <w:tcW w:type="dxa" w:w="1440"/>
           </w:tcPr>
           <w:p>
             <w:r>
-              <w:rPr>
-                <w:sz w:val="17"/>
-              </w:rPr>
-            </w:r>
-            <w:r>
-              <w:rPr>
-                <w:sz w:val="17"/>
-              </w:rPr>
               <w:t>Build e testes pytest</w:t>
             </w:r>
           </w:p>
         </w:tc>
       </w:tr>
     </w:tbl>
+    <w:p/>
     <w:p>
       <w:r>
-        <w:t xml:space="preserve">Os builds reais registrados (#41–#60) concluíram quase todos com status </w:t>
+        <w:t xml:space="preserve">As pipelines GitLab CI concluíram quase todas com status </w:t>
       </w:r>
       <w:r>
         <w:rPr>
           <w:rFonts w:ascii="Consolas" w:hAnsi="Consolas"/>
-          <w:color w:val="444444"/>
-          <w:sz w:val="18"/>
         </w:rPr>
-        <w:t>succeeded</w:t>
+        <w:t>success</w:t>
       </w:r>
       <w:r>
-        <w:t xml:space="preserve">; o build #42 foi </w:t>
+        <w:t>; uma pipeline foi cancelada. As datas reais de execução concentram-se em 13–15/06/2026 (histórico inicializado retroativamente).</w:t>
       </w:r>
+    </w:p>
+    <w:p>
       <w:r>
-        <w:rPr>
-          <w:rFonts w:ascii="Consolas" w:hAnsi="Consolas"/>
-          <w:color w:val="444444"/>
-          <w:sz w:val="18"/>
-        </w:rPr>
-        <w:t>canceled</w:t>
+        <w:t>![IMG-CI-04 — estágios da pipeline de integração](evidencias/IMG-CI-04_pipeline-stages.png)</w:t>
       </w:r>
+    </w:p>
+    <w:p>
       <w:r>
-        <w:t>. As datas reais de build concentram-se em 13–15/06/2026 (histórico inicializado retroativamente).</w:t>
+        <w:t>*Figura — Estágios das pipelines GitLab CI (Docker, runner-vm-docker) com o gate JaCoCo 80% no pipeline da API.*</w:t>
       </w:r>
     </w:p>
     <w:p>
       <w:pPr>
-        <w:jc w:val="center"/>
+        <w:pStyle w:val="Heading2"/>
       </w:pPr>
       <w:r>
-        <w:rPr>
-          <w:i/>
-          <w:color w:val="2E5CAA"/>
-          <w:sz w:val="17"/>
-        </w:rPr>
-        <w:t>[ IMG-CI-04 — estágios da pipeline de integração ]</w:t>
-      </w:r>
-    </w:p>
-    <w:p>
-      <w:pPr>
-        <w:jc w:val="center"/>
-      </w:pPr>
-      <w:r>
-        <w:rPr>
-          <w:i/>
-          <w:color w:val="444444"/>
-          <w:sz w:val="16"/>
-        </w:rPr>
-        <w:t>Evidência (a anexar): evidencias/IMG-CI-04_pipeline-stages.png</w:t>
-      </w:r>
-    </w:p>
-    <w:p>
-      <w:r>
-        <w:t>*Figura — Estágios das pipelines de CI (PowerShell@2, agente Default/Windows) com o gate JaCoCo 80% no pipeline da API.*</w:t>
-      </w:r>
-    </w:p>
-    <w:p>
-      <w:pPr>
-        <w:pBdr>
-          <w:bottom w:val="single" w:sz="6" w:space="3" w:color="1F3B73"/>
-        </w:pBdr>
-      </w:pPr>
-      <w:r>
-        <w:rPr>
-          <w:b/>
-          <w:color w:val="1F3B73"/>
-          <w:sz w:val="27"/>
-        </w:rPr>
         <w:t>4. Ambiente de execução conteinerizado</w:t>
       </w:r>
     </w:p>
@@ -1191,27 +823,22 @@
       <w:tblPr>
         <w:tblStyle w:val="TableGrid"/>
         <w:tblW w:type="auto" w:w="0"/>
-        <w:jc w:val="center"/>
         <w:tblLook w:firstColumn="1" w:firstRow="1" w:lastColumn="0" w:lastRow="0" w:noHBand="0" w:noVBand="1" w:val="04A0"/>
       </w:tblPr>
       <w:tblGrid>
-        <w:gridCol w:w="3249"/>
-        <w:gridCol w:w="3249"/>
-        <w:gridCol w:w="3249"/>
+        <w:gridCol w:w="2880"/>
+        <w:gridCol w:w="2880"/>
+        <w:gridCol w:w="2880"/>
       </w:tblGrid>
       <w:tr>
         <w:tc>
           <w:tcPr>
-            <w:tcW w:type="dxa" w:w="3249"/>
-            <w:shd w:val="clear" w:fill="1F3B73"/>
+            <w:tcW w:type="dxa" w:w="2880"/>
           </w:tcPr>
           <w:p>
-            <w:r/>
             <w:r>
               <w:rPr>
                 <w:b/>
-                <w:color w:val="FFFFFF"/>
-                <w:sz w:val="18"/>
               </w:rPr>
               <w:t>Serviço</w:t>
             </w:r>
@@ -1219,16 +846,12 @@
         </w:tc>
         <w:tc>
           <w:tcPr>
-            <w:tcW w:type="dxa" w:w="3249"/>
-            <w:shd w:val="clear" w:fill="1F3B73"/>
+            <w:tcW w:type="dxa" w:w="2880"/>
           </w:tcPr>
           <w:p>
-            <w:r/>
             <w:r>
               <w:rPr>
                 <w:b/>
-                <w:color w:val="FFFFFF"/>
-                <w:sz w:val="18"/>
               </w:rPr>
               <w:t>Imagem / Tecnologia</w:t>
             </w:r>
@@ -1236,16 +859,12 @@
         </w:tc>
         <w:tc>
           <w:tcPr>
-            <w:tcW w:type="dxa" w:w="3249"/>
-            <w:shd w:val="clear" w:fill="1F3B73"/>
+            <w:tcW w:type="dxa" w:w="2880"/>
           </w:tcPr>
           <w:p>
-            <w:r/>
             <w:r>
               <w:rPr>
                 <w:b/>
-                <w:color w:val="FFFFFF"/>
-                <w:sz w:val="18"/>
               </w:rPr>
               <w:t>Função</w:t>
             </w:r>
@@ -1255,125 +874,76 @@
       <w:tr>
         <w:tc>
           <w:tcPr>
-            <w:tcW w:type="dxa" w:w="3249"/>
+            <w:tcW w:type="dxa" w:w="2880"/>
           </w:tcPr>
           <w:p>
             <w:r>
-              <w:rPr>
-                <w:sz w:val="17"/>
-              </w:rPr>
-            </w:r>
-            <w:r>
-              <w:rPr>
-                <w:sz w:val="17"/>
-              </w:rPr>
               <w:t>postgres</w:t>
             </w:r>
           </w:p>
         </w:tc>
         <w:tc>
           <w:tcPr>
-            <w:tcW w:type="dxa" w:w="3249"/>
+            <w:tcW w:type="dxa" w:w="2880"/>
           </w:tcPr>
           <w:p>
             <w:r>
-              <w:rPr>
-                <w:sz w:val="17"/>
-              </w:rPr>
-            </w:r>
-            <w:r>
-              <w:rPr>
-                <w:sz w:val="17"/>
-              </w:rPr>
               <w:t>PostgreSQL</w:t>
             </w:r>
           </w:p>
         </w:tc>
         <w:tc>
           <w:tcPr>
-            <w:tcW w:type="dxa" w:w="3249"/>
+            <w:tcW w:type="dxa" w:w="2880"/>
           </w:tcPr>
           <w:p>
             <w:r>
-              <w:rPr>
-                <w:sz w:val="17"/>
-              </w:rPr>
-            </w:r>
-            <w:r>
-              <w:rPr>
-                <w:sz w:val="17"/>
-              </w:rPr>
               <w:t xml:space="preserve">Persistência relacional (migrations Flyway </w:t>
             </w:r>
             <w:r>
               <w:rPr>
                 <w:rFonts w:ascii="Consolas" w:hAnsi="Consolas"/>
-                <w:color w:val="444444"/>
-                <w:sz w:val="17"/>
               </w:rPr>
               <w:t>V1</w:t>
             </w:r>
             <w:r>
-              <w:rPr>
-                <w:sz w:val="17"/>
-              </w:rPr>
               <w:t>–</w:t>
             </w:r>
             <w:r>
               <w:rPr>
                 <w:rFonts w:ascii="Consolas" w:hAnsi="Consolas"/>
-                <w:color w:val="444444"/>
-                <w:sz w:val="17"/>
               </w:rPr>
               <w:t>V5</w:t>
             </w:r>
             <w:r>
-              <w:rPr>
-                <w:sz w:val="17"/>
-              </w:rPr>
               <w:t xml:space="preserve"> + </w:t>
             </w:r>
             <w:r>
               <w:rPr>
                 <w:rFonts w:ascii="Consolas" w:hAnsi="Consolas"/>
-                <w:color w:val="444444"/>
-                <w:sz w:val="17"/>
               </w:rPr>
               <w:t>V9</w:t>
             </w:r>
             <w:r>
-              <w:rPr>
-                <w:sz w:val="17"/>
-              </w:rPr>
               <w:t xml:space="preserve"> em </w:t>
             </w:r>
             <w:r>
               <w:rPr>
                 <w:rFonts w:ascii="Consolas" w:hAnsi="Consolas"/>
-                <w:color w:val="444444"/>
-                <w:sz w:val="17"/>
               </w:rPr>
               <w:t>main</w:t>
             </w:r>
             <w:r>
-              <w:rPr>
-                <w:sz w:val="17"/>
-              </w:rPr>
               <w:t xml:space="preserve"> após a release v0.9.0; </w:t>
             </w:r>
             <w:r>
               <w:rPr>
                 <w:rFonts w:ascii="Consolas" w:hAnsi="Consolas"/>
-                <w:color w:val="444444"/>
-                <w:sz w:val="17"/>
               </w:rPr>
               <w:t>V10</w:t>
             </w:r>
             <w:r>
-              <w:rPr>
-                <w:sz w:val="17"/>
-              </w:rPr>
-              <w:t xml:space="preserve"> no PR #29 ativo)</w:t>
+              <w:t xml:space="preserve"> no api !15 ativo)</w:t>
             </w:r>
           </w:p>
         </w:tc>
@@ -1381,71 +951,39 @@
       <w:tr>
         <w:tc>
           <w:tcPr>
-            <w:tcW w:type="dxa" w:w="3249"/>
-            <w:shd w:val="clear" w:fill="EDF1F7"/>
+            <w:tcW w:type="dxa" w:w="2880"/>
           </w:tcPr>
           <w:p>
             <w:r>
-              <w:rPr>
-                <w:sz w:val="17"/>
-              </w:rPr>
-            </w:r>
-            <w:r>
-              <w:rPr>
-                <w:sz w:val="17"/>
-              </w:rPr>
               <w:t>redis</w:t>
             </w:r>
           </w:p>
         </w:tc>
         <w:tc>
           <w:tcPr>
-            <w:tcW w:type="dxa" w:w="3249"/>
-            <w:shd w:val="clear" w:fill="EDF1F7"/>
+            <w:tcW w:type="dxa" w:w="2880"/>
           </w:tcPr>
           <w:p>
             <w:r>
-              <w:rPr>
-                <w:sz w:val="17"/>
-              </w:rPr>
-            </w:r>
-            <w:r>
-              <w:rPr>
-                <w:sz w:val="17"/>
-              </w:rPr>
               <w:t>Redis</w:t>
             </w:r>
           </w:p>
         </w:tc>
         <w:tc>
           <w:tcPr>
-            <w:tcW w:type="dxa" w:w="3249"/>
-            <w:shd w:val="clear" w:fill="EDF1F7"/>
+            <w:tcW w:type="dxa" w:w="2880"/>
           </w:tcPr>
           <w:p>
             <w:r>
-              <w:rPr>
-                <w:sz w:val="17"/>
-              </w:rPr>
-            </w:r>
-            <w:r>
-              <w:rPr>
-                <w:sz w:val="17"/>
-              </w:rPr>
               <w:t>Blacklist de tokens (</w:t>
             </w:r>
             <w:r>
               <w:rPr>
                 <w:rFonts w:ascii="Consolas" w:hAnsi="Consolas"/>
-                <w:color w:val="444444"/>
-                <w:sz w:val="17"/>
               </w:rPr>
               <w:t>token:invalidated:</w:t>
             </w:r>
             <w:r>
-              <w:rPr>
-                <w:sz w:val="17"/>
-              </w:rPr>
               <w:t>) e suporte ao logout seguro</w:t>
             </w:r>
           </w:p>
@@ -1454,61 +992,35 @@
       <w:tr>
         <w:tc>
           <w:tcPr>
-            <w:tcW w:type="dxa" w:w="3249"/>
+            <w:tcW w:type="dxa" w:w="2880"/>
           </w:tcPr>
           <w:p>
             <w:r>
-              <w:rPr>
-                <w:sz w:val="17"/>
-              </w:rPr>
-            </w:r>
-            <w:r>
-              <w:rPr>
-                <w:sz w:val="17"/>
-              </w:rPr>
               <w:t>api</w:t>
             </w:r>
           </w:p>
         </w:tc>
         <w:tc>
           <w:tcPr>
-            <w:tcW w:type="dxa" w:w="3249"/>
+            <w:tcW w:type="dxa" w:w="2880"/>
           </w:tcPr>
           <w:p>
             <w:r>
-              <w:rPr>
-                <w:sz w:val="17"/>
-              </w:rPr>
-            </w:r>
-            <w:r>
-              <w:rPr>
-                <w:sz w:val="17"/>
-              </w:rPr>
               <w:t>Spring Boot 3.2.5 / Java 21</w:t>
             </w:r>
           </w:p>
         </w:tc>
         <w:tc>
           <w:tcPr>
-            <w:tcW w:type="dxa" w:w="3249"/>
+            <w:tcW w:type="dxa" w:w="2880"/>
           </w:tcPr>
           <w:p>
             <w:r>
-              <w:rPr>
-                <w:sz w:val="17"/>
-              </w:rPr>
-            </w:r>
-            <w:r>
-              <w:rPr>
-                <w:sz w:val="17"/>
-              </w:rPr>
               <w:t xml:space="preserve">API REST base </w:t>
             </w:r>
             <w:r>
               <w:rPr>
                 <w:rFonts w:ascii="Consolas" w:hAnsi="Consolas"/>
-                <w:color w:val="444444"/>
-                <w:sz w:val="17"/>
               </w:rPr>
               <w:t>/api/v1</w:t>
             </w:r>
@@ -1518,57 +1030,30 @@
       <w:tr>
         <w:tc>
           <w:tcPr>
-            <w:tcW w:type="dxa" w:w="3249"/>
-            <w:shd w:val="clear" w:fill="EDF1F7"/>
+            <w:tcW w:type="dxa" w:w="2880"/>
           </w:tcPr>
           <w:p>
             <w:r>
-              <w:rPr>
-                <w:sz w:val="17"/>
-              </w:rPr>
-            </w:r>
-            <w:r>
-              <w:rPr>
-                <w:sz w:val="17"/>
-              </w:rPr>
               <w:t>web</w:t>
             </w:r>
           </w:p>
         </w:tc>
         <w:tc>
           <w:tcPr>
-            <w:tcW w:type="dxa" w:w="3249"/>
-            <w:shd w:val="clear" w:fill="EDF1F7"/>
+            <w:tcW w:type="dxa" w:w="2880"/>
           </w:tcPr>
           <w:p>
             <w:r>
-              <w:rPr>
-                <w:sz w:val="17"/>
-              </w:rPr>
-            </w:r>
-            <w:r>
-              <w:rPr>
-                <w:sz w:val="17"/>
-              </w:rPr>
               <w:t>Angular 17.3 / Tailwind 3.4</w:t>
             </w:r>
           </w:p>
         </w:tc>
         <w:tc>
           <w:tcPr>
-            <w:tcW w:type="dxa" w:w="3249"/>
-            <w:shd w:val="clear" w:fill="EDF1F7"/>
+            <w:tcW w:type="dxa" w:w="2880"/>
           </w:tcPr>
           <w:p>
             <w:r>
-              <w:rPr>
-                <w:sz w:val="17"/>
-              </w:rPr>
-            </w:r>
-            <w:r>
-              <w:rPr>
-                <w:sz w:val="17"/>
-              </w:rPr>
               <w:t>Aplicação Web</w:t>
             </w:r>
           </w:p>
@@ -1577,93 +1062,66 @@
       <w:tr>
         <w:tc>
           <w:tcPr>
-            <w:tcW w:type="dxa" w:w="3249"/>
+            <w:tcW w:type="dxa" w:w="2880"/>
           </w:tcPr>
           <w:p>
             <w:r>
-              <w:rPr>
-                <w:sz w:val="17"/>
-              </w:rPr>
-            </w:r>
-            <w:r>
-              <w:rPr>
-                <w:sz w:val="17"/>
-              </w:rPr>
               <w:t>crawler</w:t>
             </w:r>
           </w:p>
         </w:tc>
         <w:tc>
           <w:tcPr>
-            <w:tcW w:type="dxa" w:w="3249"/>
+            <w:tcW w:type="dxa" w:w="2880"/>
           </w:tcPr>
           <w:p>
             <w:r>
-              <w:rPr>
-                <w:sz w:val="17"/>
-              </w:rPr>
-            </w:r>
-            <w:r>
-              <w:rPr>
-                <w:sz w:val="17"/>
-              </w:rPr>
               <w:t>FastAPI 0.111 / SeleniumBase 4.27.4</w:t>
             </w:r>
           </w:p>
         </w:tc>
         <w:tc>
           <w:tcPr>
-            <w:tcW w:type="dxa" w:w="3249"/>
+            <w:tcW w:type="dxa" w:w="2880"/>
           </w:tcPr>
           <w:p>
             <w:r>
-              <w:rPr>
-                <w:sz w:val="17"/>
-              </w:rPr>
-            </w:r>
-            <w:r>
-              <w:rPr>
-                <w:sz w:val="17"/>
-              </w:rPr>
               <w:t>Coleta de preços em milhas</w:t>
             </w:r>
           </w:p>
         </w:tc>
       </w:tr>
     </w:tbl>
+    <w:p/>
     <w:p>
+      <w:pPr>
+        <w:pStyle w:val="IntenseQuote"/>
+      </w:pPr>
       <w:r>
-        <w:rPr>
-          <w:i/>
-          <w:color w:val="444444"/>
-        </w:rPr>
         <w:t>Indisponibilidade do ambiente Docker Compose foi registrada na S6 (downtime de 3 h — RNF05).</w:t>
       </w:r>
     </w:p>
     <w:p>
       <w:pPr>
-        <w:pBdr>
-          <w:bottom w:val="single" w:sz="6" w:space="3" w:color="1F3B73"/>
-        </w:pBdr>
+        <w:pStyle w:val="Heading2"/>
       </w:pPr>
       <w:r>
+        <w:t xml:space="preserve">5. Ordem de integração dos componentes em </w:t>
+      </w:r>
+      <w:r>
         <w:rPr>
-          <w:b/>
-          <w:color w:val="1F3B73"/>
-          <w:sz w:val="27"/>
+          <w:rFonts w:ascii="Consolas" w:hAnsi="Consolas"/>
         </w:rPr>
-        <w:t>5. Ordem de integração dos componentes em `develop`</w:t>
+        <w:t>develop</w:t>
       </w:r>
     </w:p>
     <w:p>
       <w:r>
-        <w:t xml:space="preserve">A integração ocorre por pull request em </w:t>
+        <w:t xml:space="preserve">A integração ocorre por merge request em </w:t>
       </w:r>
       <w:r>
         <w:rPr>
           <w:rFonts w:ascii="Consolas" w:hAnsi="Consolas"/>
-          <w:color w:val="444444"/>
-          <w:sz w:val="18"/>
         </w:rPr>
         <w:t>develop</w:t>
       </w:r>
@@ -1673,8 +1131,6 @@
       <w:r>
         <w:rPr>
           <w:rFonts w:ascii="Consolas" w:hAnsi="Consolas"/>
-          <w:color w:val="444444"/>
-          <w:sz w:val="18"/>
         </w:rPr>
         <w:t>MF-XX</w:t>
       </w:r>
@@ -1686,30 +1142,25 @@
       <w:tblPr>
         <w:tblStyle w:val="TableGrid"/>
         <w:tblW w:type="auto" w:w="0"/>
-        <w:jc w:val="center"/>
         <w:tblLook w:firstColumn="1" w:firstRow="1" w:lastColumn="0" w:lastRow="0" w:noHBand="0" w:noVBand="1" w:val="04A0"/>
       </w:tblPr>
       <w:tblGrid>
-        <w:gridCol w:w="1624"/>
-        <w:gridCol w:w="1624"/>
-        <w:gridCol w:w="1624"/>
-        <w:gridCol w:w="1624"/>
-        <w:gridCol w:w="1624"/>
-        <w:gridCol w:w="1624"/>
+        <w:gridCol w:w="1440"/>
+        <w:gridCol w:w="1440"/>
+        <w:gridCol w:w="1440"/>
+        <w:gridCol w:w="1440"/>
+        <w:gridCol w:w="1440"/>
+        <w:gridCol w:w="1440"/>
       </w:tblGrid>
       <w:tr>
         <w:tc>
           <w:tcPr>
-            <w:tcW w:type="dxa" w:w="1624"/>
-            <w:shd w:val="clear" w:fill="1F3B73"/>
+            <w:tcW w:type="dxa" w:w="1440"/>
           </w:tcPr>
           <w:p>
-            <w:r/>
             <w:r>
               <w:rPr>
                 <w:b/>
-                <w:color w:val="FFFFFF"/>
-                <w:sz w:val="18"/>
               </w:rPr>
               <w:t>Ordem</w:t>
             </w:r>
@@ -1717,16 +1168,12 @@
         </w:tc>
         <w:tc>
           <w:tcPr>
-            <w:tcW w:type="dxa" w:w="1624"/>
-            <w:shd w:val="clear" w:fill="1F3B73"/>
+            <w:tcW w:type="dxa" w:w="1440"/>
           </w:tcPr>
           <w:p>
-            <w:r/>
             <w:r>
               <w:rPr>
                 <w:b/>
-                <w:color w:val="FFFFFF"/>
-                <w:sz w:val="18"/>
               </w:rPr>
               <w:t>Sprint(s)</w:t>
             </w:r>
@@ -1734,16 +1181,12 @@
         </w:tc>
         <w:tc>
           <w:tcPr>
-            <w:tcW w:type="dxa" w:w="1624"/>
-            <w:shd w:val="clear" w:fill="1F3B73"/>
+            <w:tcW w:type="dxa" w:w="1440"/>
           </w:tcPr>
           <w:p>
-            <w:r/>
             <w:r>
               <w:rPr>
                 <w:b/>
-                <w:color w:val="FFFFFF"/>
-                <w:sz w:val="18"/>
               </w:rPr>
               <w:t>Componente / funcionalidade</w:t>
             </w:r>
@@ -1751,16 +1194,12 @@
         </w:tc>
         <w:tc>
           <w:tcPr>
-            <w:tcW w:type="dxa" w:w="1624"/>
-            <w:shd w:val="clear" w:fill="1F3B73"/>
+            <w:tcW w:type="dxa" w:w="1440"/>
           </w:tcPr>
           <w:p>
-            <w:r/>
             <w:r>
               <w:rPr>
                 <w:b/>
-                <w:color w:val="FFFFFF"/>
-                <w:sz w:val="18"/>
               </w:rPr>
               <w:t>Branch de origem</w:t>
             </w:r>
@@ -1768,33 +1207,25 @@
         </w:tc>
         <w:tc>
           <w:tcPr>
-            <w:tcW w:type="dxa" w:w="1624"/>
-            <w:shd w:val="clear" w:fill="1F3B73"/>
+            <w:tcW w:type="dxa" w:w="1440"/>
           </w:tcPr>
           <w:p>
-            <w:r/>
             <w:r>
               <w:rPr>
                 <w:b/>
-                <w:color w:val="FFFFFF"/>
-                <w:sz w:val="18"/>
               </w:rPr>
-              <w:t>PR</w:t>
+              <w:t>MR</w:t>
             </w:r>
           </w:p>
         </w:tc>
         <w:tc>
           <w:tcPr>
-            <w:tcW w:type="dxa" w:w="1624"/>
-            <w:shd w:val="clear" w:fill="1F3B73"/>
+            <w:tcW w:type="dxa" w:w="1440"/>
           </w:tcPr>
           <w:p>
-            <w:r/>
             <w:r>
               <w:rPr>
                 <w:b/>
-                <w:color w:val="FFFFFF"/>
-                <w:sz w:val="18"/>
               </w:rPr>
               <w:t>Critério de prontidão</w:t>
             </w:r>
@@ -1804,108 +1235,60 @@
       <w:tr>
         <w:tc>
           <w:tcPr>
-            <w:tcW w:type="dxa" w:w="1624"/>
+            <w:tcW w:type="dxa" w:w="1440"/>
           </w:tcPr>
           <w:p>
             <w:r>
-              <w:rPr>
-                <w:sz w:val="17"/>
-              </w:rPr>
-            </w:r>
-            <w:r>
-              <w:rPr>
-                <w:sz w:val="17"/>
-              </w:rPr>
               <w:t>1</w:t>
             </w:r>
           </w:p>
         </w:tc>
         <w:tc>
           <w:tcPr>
-            <w:tcW w:type="dxa" w:w="1624"/>
+            <w:tcW w:type="dxa" w:w="1440"/>
           </w:tcPr>
           <w:p>
             <w:r>
-              <w:rPr>
-                <w:sz w:val="17"/>
-              </w:rPr>
-            </w:r>
-            <w:r>
-              <w:rPr>
-                <w:sz w:val="17"/>
-              </w:rPr>
               <w:t>S1</w:t>
             </w:r>
           </w:p>
         </w:tc>
         <w:tc>
           <w:tcPr>
-            <w:tcW w:type="dxa" w:w="1624"/>
+            <w:tcW w:type="dxa" w:w="1440"/>
           </w:tcPr>
           <w:p>
             <w:r>
-              <w:rPr>
-                <w:sz w:val="17"/>
-              </w:rPr>
-            </w:r>
-            <w:r>
-              <w:rPr>
-                <w:sz w:val="17"/>
-              </w:rPr>
               <w:t>Cadastro BCrypt (RF01)</w:t>
             </w:r>
           </w:p>
         </w:tc>
         <w:tc>
           <w:tcPr>
-            <w:tcW w:type="dxa" w:w="1624"/>
+            <w:tcW w:type="dxa" w:w="1440"/>
           </w:tcPr>
           <w:p>
             <w:r>
-              <w:rPr>
-                <w:sz w:val="17"/>
-              </w:rPr>
-            </w:r>
-            <w:r>
-              <w:rPr>
-                <w:sz w:val="17"/>
-              </w:rPr>
               <w:t>feat/MF-2-auth-register</w:t>
             </w:r>
           </w:p>
         </w:tc>
         <w:tc>
           <w:tcPr>
-            <w:tcW w:type="dxa" w:w="1624"/>
+            <w:tcW w:type="dxa" w:w="1440"/>
           </w:tcPr>
           <w:p>
             <w:r>
-              <w:rPr>
-                <w:sz w:val="17"/>
-              </w:rPr>
-            </w:r>
-            <w:r>
-              <w:rPr>
-                <w:sz w:val="17"/>
-              </w:rPr>
               <w:t>API #1 / Web #13</w:t>
             </w:r>
           </w:p>
         </w:tc>
         <w:tc>
           <w:tcPr>
-            <w:tcW w:type="dxa" w:w="1624"/>
+            <w:tcW w:type="dxa" w:w="1440"/>
           </w:tcPr>
           <w:p>
             <w:r>
-              <w:rPr>
-                <w:sz w:val="17"/>
-              </w:rPr>
-            </w:r>
-            <w:r>
-              <w:rPr>
-                <w:sz w:val="17"/>
-              </w:rPr>
               <w:t>Build verde; cadastro com senha BCrypt</w:t>
             </w:r>
           </w:p>
@@ -1914,114 +1297,60 @@
       <w:tr>
         <w:tc>
           <w:tcPr>
-            <w:tcW w:type="dxa" w:w="1624"/>
-            <w:shd w:val="clear" w:fill="EDF1F7"/>
+            <w:tcW w:type="dxa" w:w="1440"/>
           </w:tcPr>
           <w:p>
             <w:r>
-              <w:rPr>
-                <w:sz w:val="17"/>
-              </w:rPr>
-            </w:r>
-            <w:r>
-              <w:rPr>
-                <w:sz w:val="17"/>
-              </w:rPr>
               <w:t>2</w:t>
             </w:r>
           </w:p>
         </w:tc>
         <w:tc>
           <w:tcPr>
-            <w:tcW w:type="dxa" w:w="1624"/>
-            <w:shd w:val="clear" w:fill="EDF1F7"/>
+            <w:tcW w:type="dxa" w:w="1440"/>
           </w:tcPr>
           <w:p>
             <w:r>
-              <w:rPr>
-                <w:sz w:val="17"/>
-              </w:rPr>
-            </w:r>
-            <w:r>
-              <w:rPr>
-                <w:sz w:val="17"/>
-              </w:rPr>
               <w:t>S1</w:t>
             </w:r>
           </w:p>
         </w:tc>
         <w:tc>
           <w:tcPr>
-            <w:tcW w:type="dxa" w:w="1624"/>
-            <w:shd w:val="clear" w:fill="EDF1F7"/>
+            <w:tcW w:type="dxa" w:w="1440"/>
           </w:tcPr>
           <w:p>
             <w:r>
-              <w:rPr>
-                <w:sz w:val="17"/>
-              </w:rPr>
-            </w:r>
-            <w:r>
-              <w:rPr>
-                <w:sz w:val="17"/>
-              </w:rPr>
               <w:t>Login JWT access+refresh (RF02)</w:t>
             </w:r>
           </w:p>
         </w:tc>
         <w:tc>
           <w:tcPr>
-            <w:tcW w:type="dxa" w:w="1624"/>
-            <w:shd w:val="clear" w:fill="EDF1F7"/>
+            <w:tcW w:type="dxa" w:w="1440"/>
           </w:tcPr>
           <w:p>
             <w:r>
-              <w:rPr>
-                <w:sz w:val="17"/>
-              </w:rPr>
-            </w:r>
-            <w:r>
-              <w:rPr>
-                <w:sz w:val="17"/>
-              </w:rPr>
               <w:t>feat/MF-3-auth-login</w:t>
             </w:r>
           </w:p>
         </w:tc>
         <w:tc>
           <w:tcPr>
-            <w:tcW w:type="dxa" w:w="1624"/>
-            <w:shd w:val="clear" w:fill="EDF1F7"/>
+            <w:tcW w:type="dxa" w:w="1440"/>
           </w:tcPr>
           <w:p>
             <w:r>
-              <w:rPr>
-                <w:sz w:val="17"/>
-              </w:rPr>
-            </w:r>
-            <w:r>
-              <w:rPr>
-                <w:sz w:val="17"/>
-              </w:rPr>
               <w:t>API #2</w:t>
             </w:r>
           </w:p>
         </w:tc>
         <w:tc>
           <w:tcPr>
-            <w:tcW w:type="dxa" w:w="1624"/>
-            <w:shd w:val="clear" w:fill="EDF1F7"/>
+            <w:tcW w:type="dxa" w:w="1440"/>
           </w:tcPr>
           <w:p>
             <w:r>
-              <w:rPr>
-                <w:sz w:val="17"/>
-              </w:rPr>
-            </w:r>
-            <w:r>
-              <w:rPr>
-                <w:sz w:val="17"/>
-              </w:rPr>
               <w:t>Emissão de access + refresh token</w:t>
             </w:r>
           </w:p>
@@ -2030,122 +1359,69 @@
       <w:tr>
         <w:tc>
           <w:tcPr>
-            <w:tcW w:type="dxa" w:w="1624"/>
+            <w:tcW w:type="dxa" w:w="1440"/>
           </w:tcPr>
           <w:p>
             <w:r>
-              <w:rPr>
-                <w:sz w:val="17"/>
-              </w:rPr>
-            </w:r>
-            <w:r>
-              <w:rPr>
-                <w:sz w:val="17"/>
-              </w:rPr>
               <w:t>3</w:t>
             </w:r>
           </w:p>
         </w:tc>
         <w:tc>
           <w:tcPr>
-            <w:tcW w:type="dxa" w:w="1624"/>
+            <w:tcW w:type="dxa" w:w="1440"/>
           </w:tcPr>
           <w:p>
             <w:r>
-              <w:rPr>
-                <w:sz w:val="17"/>
-              </w:rPr>
-            </w:r>
-            <w:r>
-              <w:rPr>
-                <w:sz w:val="17"/>
-              </w:rPr>
               <w:t>S2–S3</w:t>
             </w:r>
           </w:p>
         </w:tc>
         <w:tc>
           <w:tcPr>
-            <w:tcW w:type="dxa" w:w="1624"/>
+            <w:tcW w:type="dxa" w:w="1440"/>
           </w:tcPr>
           <w:p>
             <w:r>
-              <w:rPr>
-                <w:sz w:val="17"/>
-              </w:rPr>
-            </w:r>
-            <w:r>
-              <w:rPr>
-                <w:sz w:val="17"/>
-              </w:rPr>
               <w:t>Busca paralela Smiles/Azul/Latam (RF03)</w:t>
             </w:r>
           </w:p>
         </w:tc>
         <w:tc>
           <w:tcPr>
-            <w:tcW w:type="dxa" w:w="1624"/>
+            <w:tcW w:type="dxa" w:w="1440"/>
           </w:tcPr>
           <w:p>
             <w:r>
-              <w:rPr>
-                <w:sz w:val="17"/>
-              </w:rPr>
-            </w:r>
-            <w:r>
-              <w:rPr>
-                <w:sz w:val="17"/>
-              </w:rPr>
               <w:t>feat/MF-8-search-module / feat/MF-8-crawler-setup</w:t>
             </w:r>
           </w:p>
         </w:tc>
         <w:tc>
           <w:tcPr>
-            <w:tcW w:type="dxa" w:w="1624"/>
+            <w:tcW w:type="dxa" w:w="1440"/>
           </w:tcPr>
           <w:p>
             <w:r>
-              <w:rPr>
-                <w:sz w:val="17"/>
-              </w:rPr>
-            </w:r>
-            <w:r>
-              <w:rPr>
-                <w:sz w:val="17"/>
-              </w:rPr>
               <w:t>API #3 / Craw #23</w:t>
             </w:r>
           </w:p>
         </w:tc>
         <w:tc>
           <w:tcPr>
-            <w:tcW w:type="dxa" w:w="1624"/>
+            <w:tcW w:type="dxa" w:w="1440"/>
           </w:tcPr>
           <w:p>
             <w:r>
-              <w:rPr>
-                <w:sz w:val="17"/>
-              </w:rPr>
-            </w:r>
-            <w:r>
-              <w:rPr>
-                <w:sz w:val="17"/>
-              </w:rPr>
               <w:t xml:space="preserve">Busca ≤ 30 s (CT-03); crawler </w:t>
             </w:r>
             <w:r>
               <w:rPr>
                 <w:rFonts w:ascii="Consolas" w:hAnsi="Consolas"/>
-                <w:color w:val="444444"/>
-                <w:sz w:val="17"/>
               </w:rPr>
               <w:t>/health</w:t>
             </w:r>
             <w:r>
-              <w:rPr>
-                <w:sz w:val="17"/>
-              </w:rPr>
               <w:t xml:space="preserve"> ativo</w:t>
             </w:r>
           </w:p>
@@ -2154,114 +1430,60 @@
       <w:tr>
         <w:tc>
           <w:tcPr>
-            <w:tcW w:type="dxa" w:w="1624"/>
-            <w:shd w:val="clear" w:fill="EDF1F7"/>
+            <w:tcW w:type="dxa" w:w="1440"/>
           </w:tcPr>
           <w:p>
             <w:r>
-              <w:rPr>
-                <w:sz w:val="17"/>
-              </w:rPr>
-            </w:r>
-            <w:r>
-              <w:rPr>
-                <w:sz w:val="17"/>
-              </w:rPr>
               <w:t>4</w:t>
             </w:r>
           </w:p>
         </w:tc>
         <w:tc>
           <w:tcPr>
-            <w:tcW w:type="dxa" w:w="1624"/>
-            <w:shd w:val="clear" w:fill="EDF1F7"/>
+            <w:tcW w:type="dxa" w:w="1440"/>
           </w:tcPr>
           <w:p>
             <w:r>
-              <w:rPr>
-                <w:sz w:val="17"/>
-              </w:rPr>
-            </w:r>
-            <w:r>
-              <w:rPr>
-                <w:sz w:val="17"/>
-              </w:rPr>
               <w:t>S2</w:t>
             </w:r>
           </w:p>
         </w:tc>
         <w:tc>
           <w:tcPr>
-            <w:tcW w:type="dxa" w:w="1624"/>
-            <w:shd w:val="clear" w:fill="EDF1F7"/>
+            <w:tcW w:type="dxa" w:w="1440"/>
           </w:tcPr>
           <w:p>
             <w:r>
-              <w:rPr>
-                <w:sz w:val="17"/>
-              </w:rPr>
-            </w:r>
-            <w:r>
-              <w:rPr>
-                <w:sz w:val="17"/>
-              </w:rPr>
               <w:t>SearchPage skeleton (RF04)</w:t>
             </w:r>
           </w:p>
         </w:tc>
         <w:tc>
           <w:tcPr>
-            <w:tcW w:type="dxa" w:w="1624"/>
-            <w:shd w:val="clear" w:fill="EDF1F7"/>
+            <w:tcW w:type="dxa" w:w="1440"/>
           </w:tcPr>
           <w:p>
             <w:r>
-              <w:rPr>
-                <w:sz w:val="17"/>
-              </w:rPr>
-            </w:r>
-            <w:r>
-              <w:rPr>
-                <w:sz w:val="17"/>
-              </w:rPr>
               <w:t>feat/MF-8-search-page</w:t>
             </w:r>
           </w:p>
         </w:tc>
         <w:tc>
           <w:tcPr>
-            <w:tcW w:type="dxa" w:w="1624"/>
-            <w:shd w:val="clear" w:fill="EDF1F7"/>
+            <w:tcW w:type="dxa" w:w="1440"/>
           </w:tcPr>
           <w:p>
             <w:r>
-              <w:rPr>
-                <w:sz w:val="17"/>
-              </w:rPr>
-            </w:r>
-            <w:r>
-              <w:rPr>
-                <w:sz w:val="17"/>
-              </w:rPr>
               <w:t>Web #14</w:t>
             </w:r>
           </w:p>
         </w:tc>
         <w:tc>
           <w:tcPr>
-            <w:tcW w:type="dxa" w:w="1624"/>
-            <w:shd w:val="clear" w:fill="EDF1F7"/>
+            <w:tcW w:type="dxa" w:w="1440"/>
           </w:tcPr>
           <w:p>
             <w:r>
-              <w:rPr>
-                <w:sz w:val="17"/>
-              </w:rPr>
-            </w:r>
-            <w:r>
-              <w:rPr>
-                <w:sz w:val="17"/>
-              </w:rPr>
               <w:t>Tela de busca consumindo a API</w:t>
             </w:r>
           </w:p>
@@ -2270,108 +1492,60 @@
       <w:tr>
         <w:tc>
           <w:tcPr>
-            <w:tcW w:type="dxa" w:w="1624"/>
+            <w:tcW w:type="dxa" w:w="1440"/>
           </w:tcPr>
           <w:p>
             <w:r>
-              <w:rPr>
-                <w:sz w:val="17"/>
-              </w:rPr>
-            </w:r>
-            <w:r>
-              <w:rPr>
-                <w:sz w:val="17"/>
-              </w:rPr>
               <w:t>5</w:t>
             </w:r>
           </w:p>
         </w:tc>
         <w:tc>
           <w:tcPr>
-            <w:tcW w:type="dxa" w:w="1624"/>
+            <w:tcW w:type="dxa" w:w="1440"/>
           </w:tcPr>
           <w:p>
             <w:r>
-              <w:rPr>
-                <w:sz w:val="17"/>
-              </w:rPr>
-            </w:r>
-            <w:r>
-              <w:rPr>
-                <w:sz w:val="17"/>
-              </w:rPr>
               <w:t>S3</w:t>
             </w:r>
           </w:p>
         </w:tc>
         <w:tc>
           <w:tcPr>
-            <w:tcW w:type="dxa" w:w="1624"/>
+            <w:tcW w:type="dxa" w:w="1440"/>
           </w:tcPr>
           <w:p>
             <w:r>
-              <w:rPr>
-                <w:sz w:val="17"/>
-              </w:rPr>
-            </w:r>
-            <w:r>
-              <w:rPr>
-                <w:sz w:val="17"/>
-              </w:rPr>
               <w:t>Histórico paginado (RF05)</w:t>
             </w:r>
           </w:p>
         </w:tc>
         <w:tc>
           <w:tcPr>
-            <w:tcW w:type="dxa" w:w="1624"/>
+            <w:tcW w:type="dxa" w:w="1440"/>
           </w:tcPr>
           <w:p>
             <w:r>
-              <w:rPr>
-                <w:sz w:val="17"/>
-              </w:rPr>
-            </w:r>
-            <w:r>
-              <w:rPr>
-                <w:sz w:val="17"/>
-              </w:rPr>
               <w:t>feat/MF-13-flight-history</w:t>
             </w:r>
           </w:p>
         </w:tc>
         <w:tc>
           <w:tcPr>
-            <w:tcW w:type="dxa" w:w="1624"/>
+            <w:tcW w:type="dxa" w:w="1440"/>
           </w:tcPr>
           <w:p>
             <w:r>
-              <w:rPr>
-                <w:sz w:val="17"/>
-              </w:rPr>
-            </w:r>
-            <w:r>
-              <w:rPr>
-                <w:sz w:val="17"/>
-              </w:rPr>
               <w:t>API #4 / Web #15</w:t>
             </w:r>
           </w:p>
         </w:tc>
         <w:tc>
           <w:tcPr>
-            <w:tcW w:type="dxa" w:w="1624"/>
+            <w:tcW w:type="dxa" w:w="1440"/>
           </w:tcPr>
           <w:p>
             <w:r>
-              <w:rPr>
-                <w:sz w:val="17"/>
-              </w:rPr>
-            </w:r>
-            <w:r>
-              <w:rPr>
-                <w:sz w:val="17"/>
-              </w:rPr>
               <w:t>Paginação validada (CT-04, MF-38)</w:t>
             </w:r>
           </w:p>
@@ -2380,128 +1554,69 @@
       <w:tr>
         <w:tc>
           <w:tcPr>
-            <w:tcW w:type="dxa" w:w="1624"/>
-            <w:shd w:val="clear" w:fill="EDF1F7"/>
+            <w:tcW w:type="dxa" w:w="1440"/>
           </w:tcPr>
           <w:p>
             <w:r>
-              <w:rPr>
-                <w:sz w:val="17"/>
-              </w:rPr>
-            </w:r>
-            <w:r>
-              <w:rPr>
-                <w:sz w:val="17"/>
-              </w:rPr>
               <w:t>6</w:t>
             </w:r>
           </w:p>
         </w:tc>
         <w:tc>
           <w:tcPr>
-            <w:tcW w:type="dxa" w:w="1624"/>
-            <w:shd w:val="clear" w:fill="EDF1F7"/>
+            <w:tcW w:type="dxa" w:w="1440"/>
           </w:tcPr>
           <w:p>
             <w:r>
-              <w:rPr>
-                <w:sz w:val="17"/>
-              </w:rPr>
-            </w:r>
-            <w:r>
-              <w:rPr>
-                <w:sz w:val="17"/>
-              </w:rPr>
               <w:t>S3–S4</w:t>
             </w:r>
           </w:p>
         </w:tc>
         <w:tc>
           <w:tcPr>
-            <w:tcW w:type="dxa" w:w="1624"/>
-            <w:shd w:val="clear" w:fill="EDF1F7"/>
+            <w:tcW w:type="dxa" w:w="1440"/>
           </w:tcPr>
           <w:p>
             <w:r>
-              <w:rPr>
-                <w:sz w:val="17"/>
-              </w:rPr>
-            </w:r>
-            <w:r>
-              <w:rPr>
-                <w:sz w:val="17"/>
-              </w:rPr>
               <w:t>Rotas favoritas + alertas (RF06)</w:t>
             </w:r>
           </w:p>
         </w:tc>
         <w:tc>
           <w:tcPr>
-            <w:tcW w:type="dxa" w:w="1624"/>
-            <w:shd w:val="clear" w:fill="EDF1F7"/>
+            <w:tcW w:type="dxa" w:w="1440"/>
           </w:tcPr>
           <w:p>
             <w:r>
-              <w:rPr>
-                <w:sz w:val="17"/>
-              </w:rPr>
-            </w:r>
-            <w:r>
-              <w:rPr>
-                <w:sz w:val="17"/>
-              </w:rPr>
               <w:t>feat/MF-21-route-preferences</w:t>
             </w:r>
           </w:p>
         </w:tc>
         <w:tc>
           <w:tcPr>
-            <w:tcW w:type="dxa" w:w="1624"/>
-            <w:shd w:val="clear" w:fill="EDF1F7"/>
+            <w:tcW w:type="dxa" w:w="1440"/>
           </w:tcPr>
           <w:p>
             <w:r>
-              <w:rPr>
-                <w:sz w:val="17"/>
-              </w:rPr>
-            </w:r>
-            <w:r>
-              <w:rPr>
-                <w:sz w:val="17"/>
-              </w:rPr>
               <w:t>API #5</w:t>
             </w:r>
           </w:p>
         </w:tc>
         <w:tc>
           <w:tcPr>
-            <w:tcW w:type="dxa" w:w="1624"/>
-            <w:shd w:val="clear" w:fill="EDF1F7"/>
+            <w:tcW w:type="dxa" w:w="1440"/>
           </w:tcPr>
           <w:p>
             <w:r>
-              <w:rPr>
-                <w:sz w:val="17"/>
-              </w:rPr>
-            </w:r>
-            <w:r>
-              <w:rPr>
-                <w:sz w:val="17"/>
-              </w:rPr>
               <w:t xml:space="preserve">Exclusão lógica </w:t>
             </w:r>
             <w:r>
               <w:rPr>
                 <w:rFonts w:ascii="Consolas" w:hAnsi="Consolas"/>
-                <w:color w:val="444444"/>
-                <w:sz w:val="17"/>
               </w:rPr>
               <w:t>active=false</w:t>
             </w:r>
             <w:r>
-              <w:rPr>
-                <w:sz w:val="17"/>
-              </w:rPr>
               <w:t>; agendador ativo</w:t>
             </w:r>
           </w:p>
@@ -2510,122 +1625,69 @@
       <w:tr>
         <w:tc>
           <w:tcPr>
-            <w:tcW w:type="dxa" w:w="1624"/>
+            <w:tcW w:type="dxa" w:w="1440"/>
           </w:tcPr>
           <w:p>
             <w:r>
-              <w:rPr>
-                <w:sz w:val="17"/>
-              </w:rPr>
-            </w:r>
-            <w:r>
-              <w:rPr>
-                <w:sz w:val="17"/>
-              </w:rPr>
               <w:t>7</w:t>
             </w:r>
           </w:p>
         </w:tc>
         <w:tc>
           <w:tcPr>
-            <w:tcW w:type="dxa" w:w="1624"/>
+            <w:tcW w:type="dxa" w:w="1440"/>
           </w:tcPr>
           <w:p>
             <w:r>
-              <w:rPr>
-                <w:sz w:val="17"/>
-              </w:rPr>
-            </w:r>
-            <w:r>
-              <w:rPr>
-                <w:sz w:val="17"/>
-              </w:rPr>
               <w:t>S4</w:t>
             </w:r>
           </w:p>
         </w:tc>
         <w:tc>
           <w:tcPr>
-            <w:tcW w:type="dxa" w:w="1624"/>
+            <w:tcW w:type="dxa" w:w="1440"/>
           </w:tcPr>
           <w:p>
             <w:r>
-              <w:rPr>
-                <w:sz w:val="17"/>
-              </w:rPr>
-            </w:r>
-            <w:r>
-              <w:rPr>
-                <w:sz w:val="17"/>
-              </w:rPr>
               <w:t>Perfil + alertas Scheduler (RF07/RF08)</w:t>
             </w:r>
           </w:p>
         </w:tc>
         <w:tc>
           <w:tcPr>
-            <w:tcW w:type="dxa" w:w="1624"/>
+            <w:tcW w:type="dxa" w:w="1440"/>
           </w:tcPr>
           <w:p>
             <w:r>
-              <w:rPr>
-                <w:sz w:val="17"/>
-              </w:rPr>
-            </w:r>
-            <w:r>
-              <w:rPr>
-                <w:sz w:val="17"/>
-              </w:rPr>
               <w:t>feat/MF-29-alerts-profile</w:t>
             </w:r>
           </w:p>
         </w:tc>
         <w:tc>
           <w:tcPr>
-            <w:tcW w:type="dxa" w:w="1624"/>
+            <w:tcW w:type="dxa" w:w="1440"/>
           </w:tcPr>
           <w:p>
             <w:r>
-              <w:rPr>
-                <w:sz w:val="17"/>
-              </w:rPr>
-            </w:r>
-            <w:r>
-              <w:rPr>
-                <w:sz w:val="17"/>
-              </w:rPr>
               <w:t>API #6 / Web #16</w:t>
             </w:r>
           </w:p>
         </w:tc>
         <w:tc>
           <w:tcPr>
-            <w:tcW w:type="dxa" w:w="1624"/>
+            <w:tcW w:type="dxa" w:w="1440"/>
           </w:tcPr>
           <w:p>
             <w:r>
-              <w:rPr>
-                <w:sz w:val="17"/>
-              </w:rPr>
-            </w:r>
-            <w:r>
-              <w:rPr>
-                <w:sz w:val="17"/>
-              </w:rPr>
               <w:t xml:space="preserve">GET/PATCH </w:t>
             </w:r>
             <w:r>
               <w:rPr>
                 <w:rFonts w:ascii="Consolas" w:hAnsi="Consolas"/>
-                <w:color w:val="444444"/>
-                <w:sz w:val="17"/>
               </w:rPr>
               <w:t>/users/me</w:t>
             </w:r>
             <w:r>
-              <w:rPr>
-                <w:sz w:val="17"/>
-              </w:rPr>
               <w:t>; cron de alertas</w:t>
             </w:r>
           </w:p>
@@ -2634,114 +1696,60 @@
       <w:tr>
         <w:tc>
           <w:tcPr>
-            <w:tcW w:type="dxa" w:w="1624"/>
-            <w:shd w:val="clear" w:fill="EDF1F7"/>
+            <w:tcW w:type="dxa" w:w="1440"/>
           </w:tcPr>
           <w:p>
             <w:r>
-              <w:rPr>
-                <w:sz w:val="17"/>
-              </w:rPr>
-            </w:r>
-            <w:r>
-              <w:rPr>
-                <w:sz w:val="17"/>
-              </w:rPr>
               <w:t>8</w:t>
             </w:r>
           </w:p>
         </w:tc>
         <w:tc>
           <w:tcPr>
-            <w:tcW w:type="dxa" w:w="1624"/>
-            <w:shd w:val="clear" w:fill="EDF1F7"/>
+            <w:tcW w:type="dxa" w:w="1440"/>
           </w:tcPr>
           <w:p>
             <w:r>
-              <w:rPr>
-                <w:sz w:val="17"/>
-              </w:rPr>
-            </w:r>
-            <w:r>
-              <w:rPr>
-                <w:sz w:val="17"/>
-              </w:rPr>
               <w:t>S5</w:t>
             </w:r>
           </w:p>
         </w:tc>
         <w:tc>
           <w:tcPr>
-            <w:tcW w:type="dxa" w:w="1624"/>
-            <w:shd w:val="clear" w:fill="EDF1F7"/>
+            <w:tcW w:type="dxa" w:w="1440"/>
           </w:tcPr>
           <w:p>
             <w:r>
-              <w:rPr>
-                <w:sz w:val="17"/>
-              </w:rPr>
-            </w:r>
-            <w:r>
-              <w:rPr>
-                <w:sz w:val="17"/>
-              </w:rPr>
               <w:t>Assinaturas + refresh rotation (RF10/RF11)</w:t>
             </w:r>
           </w:p>
         </w:tc>
         <w:tc>
           <w:tcPr>
-            <w:tcW w:type="dxa" w:w="1624"/>
-            <w:shd w:val="clear" w:fill="EDF1F7"/>
+            <w:tcW w:type="dxa" w:w="1440"/>
           </w:tcPr>
           <w:p>
             <w:r>
-              <w:rPr>
-                <w:sz w:val="17"/>
-              </w:rPr>
-            </w:r>
-            <w:r>
-              <w:rPr>
-                <w:sz w:val="17"/>
-              </w:rPr>
               <w:t>feat/MF-35-subscriptions</w:t>
             </w:r>
           </w:p>
         </w:tc>
         <w:tc>
           <w:tcPr>
-            <w:tcW w:type="dxa" w:w="1624"/>
-            <w:shd w:val="clear" w:fill="EDF1F7"/>
+            <w:tcW w:type="dxa" w:w="1440"/>
           </w:tcPr>
           <w:p>
             <w:r>
-              <w:rPr>
-                <w:sz w:val="17"/>
-              </w:rPr>
-            </w:r>
-            <w:r>
-              <w:rPr>
-                <w:sz w:val="17"/>
-              </w:rPr>
               <w:t>API #7 / Web #17</w:t>
             </w:r>
           </w:p>
         </w:tc>
         <w:tc>
           <w:tcPr>
-            <w:tcW w:type="dxa" w:w="1624"/>
-            <w:shd w:val="clear" w:fill="EDF1F7"/>
+            <w:tcW w:type="dxa" w:w="1440"/>
           </w:tcPr>
           <w:p>
             <w:r>
-              <w:rPr>
-                <w:sz w:val="17"/>
-              </w:rPr>
-            </w:r>
-            <w:r>
-              <w:rPr>
-                <w:sz w:val="17"/>
-              </w:rPr>
               <w:t>Rotação de refresh token (CT-05)</w:t>
             </w:r>
           </w:p>
@@ -2750,108 +1758,60 @@
       <w:tr>
         <w:tc>
           <w:tcPr>
-            <w:tcW w:type="dxa" w:w="1624"/>
+            <w:tcW w:type="dxa" w:w="1440"/>
           </w:tcPr>
           <w:p>
             <w:r>
-              <w:rPr>
-                <w:sz w:val="17"/>
-              </w:rPr>
-            </w:r>
-            <w:r>
-              <w:rPr>
-                <w:sz w:val="17"/>
-              </w:rPr>
               <w:t>9</w:t>
             </w:r>
           </w:p>
         </w:tc>
         <w:tc>
           <w:tcPr>
-            <w:tcW w:type="dxa" w:w="1624"/>
+            <w:tcW w:type="dxa" w:w="1440"/>
           </w:tcPr>
           <w:p>
             <w:r>
-              <w:rPr>
-                <w:sz w:val="17"/>
-              </w:rPr>
-            </w:r>
-            <w:r>
-              <w:rPr>
-                <w:sz w:val="17"/>
-              </w:rPr>
               <w:t>S6</w:t>
             </w:r>
           </w:p>
         </w:tc>
         <w:tc>
           <w:tcPr>
-            <w:tcW w:type="dxa" w:w="1624"/>
+            <w:tcW w:type="dxa" w:w="1440"/>
           </w:tcPr>
           <w:p>
             <w:r>
-              <w:rPr>
-                <w:sz w:val="17"/>
-              </w:rPr>
-            </w:r>
-            <w:r>
-              <w:rPr>
-                <w:sz w:val="17"/>
-              </w:rPr>
               <w:t>Estabilização e gate de cobertura</w:t>
             </w:r>
           </w:p>
         </w:tc>
         <w:tc>
           <w:tcPr>
-            <w:tcW w:type="dxa" w:w="1624"/>
+            <w:tcW w:type="dxa" w:w="1440"/>
           </w:tcPr>
           <w:p>
             <w:r>
-              <w:rPr>
-                <w:sz w:val="17"/>
-              </w:rPr>
-            </w:r>
-            <w:r>
-              <w:rPr>
-                <w:sz w:val="17"/>
-              </w:rPr>
               <w:t>fix/MF-42-estabilizacao</w:t>
             </w:r>
           </w:p>
         </w:tc>
         <w:tc>
           <w:tcPr>
-            <w:tcW w:type="dxa" w:w="1624"/>
+            <w:tcW w:type="dxa" w:w="1440"/>
           </w:tcPr>
           <w:p>
             <w:r>
-              <w:rPr>
-                <w:sz w:val="17"/>
-              </w:rPr>
-            </w:r>
-            <w:r>
-              <w:rPr>
-                <w:sz w:val="17"/>
-              </w:rPr>
               <w:t>API #8</w:t>
             </w:r>
           </w:p>
         </w:tc>
         <w:tc>
           <w:tcPr>
-            <w:tcW w:type="dxa" w:w="1624"/>
+            <w:tcW w:type="dxa" w:w="1440"/>
           </w:tcPr>
           <w:p>
             <w:r>
-              <w:rPr>
-                <w:sz w:val="17"/>
-              </w:rPr>
-            </w:r>
-            <w:r>
-              <w:rPr>
-                <w:sz w:val="17"/>
-              </w:rPr>
               <w:t>Cobertura ≥ 80% no gate de CI (CT-10)</w:t>
             </w:r>
           </w:p>
@@ -2860,114 +1820,60 @@
       <w:tr>
         <w:tc>
           <w:tcPr>
-            <w:tcW w:type="dxa" w:w="1624"/>
-            <w:shd w:val="clear" w:fill="EDF1F7"/>
+            <w:tcW w:type="dxa" w:w="1440"/>
           </w:tcPr>
           <w:p>
             <w:r>
-              <w:rPr>
-                <w:sz w:val="17"/>
-              </w:rPr>
-            </w:r>
-            <w:r>
-              <w:rPr>
-                <w:sz w:val="17"/>
-              </w:rPr>
               <w:t>10</w:t>
             </w:r>
           </w:p>
         </w:tc>
         <w:tc>
           <w:tcPr>
-            <w:tcW w:type="dxa" w:w="1624"/>
-            <w:shd w:val="clear" w:fill="EDF1F7"/>
+            <w:tcW w:type="dxa" w:w="1440"/>
           </w:tcPr>
           <w:p>
             <w:r>
-              <w:rPr>
-                <w:sz w:val="17"/>
-              </w:rPr>
-            </w:r>
-            <w:r>
-              <w:rPr>
-                <w:sz w:val="17"/>
-              </w:rPr>
               <w:t>S7</w:t>
             </w:r>
           </w:p>
         </w:tc>
         <w:tc>
           <w:tcPr>
-            <w:tcW w:type="dxa" w:w="1624"/>
-            <w:shd w:val="clear" w:fill="EDF1F7"/>
+            <w:tcW w:type="dxa" w:w="1440"/>
           </w:tcPr>
           <w:p>
             <w:r>
-              <w:rPr>
-                <w:sz w:val="17"/>
-              </w:rPr>
-            </w:r>
-            <w:r>
-              <w:rPr>
-                <w:sz w:val="17"/>
-              </w:rPr>
               <w:t>Notificações WhatsApp Z-API (RF09)</w:t>
             </w:r>
           </w:p>
         </w:tc>
         <w:tc>
           <w:tcPr>
-            <w:tcW w:type="dxa" w:w="1624"/>
-            <w:shd w:val="clear" w:fill="EDF1F7"/>
+            <w:tcW w:type="dxa" w:w="1440"/>
           </w:tcPr>
           <w:p>
             <w:r>
-              <w:rPr>
-                <w:sz w:val="17"/>
-              </w:rPr>
-            </w:r>
-            <w:r>
-              <w:rPr>
-                <w:sz w:val="17"/>
-              </w:rPr>
               <w:t>feat/MF-49-whatsapp-notifications</w:t>
             </w:r>
           </w:p>
         </w:tc>
         <w:tc>
           <w:tcPr>
-            <w:tcW w:type="dxa" w:w="1624"/>
-            <w:shd w:val="clear" w:fill="EDF1F7"/>
+            <w:tcW w:type="dxa" w:w="1440"/>
           </w:tcPr>
           <w:p>
             <w:r>
-              <w:rPr>
-                <w:sz w:val="17"/>
-              </w:rPr>
-            </w:r>
-            <w:r>
-              <w:rPr>
-                <w:sz w:val="17"/>
-              </w:rPr>
               <w:t>API #9</w:t>
             </w:r>
           </w:p>
         </w:tc>
         <w:tc>
           <w:tcPr>
-            <w:tcW w:type="dxa" w:w="1624"/>
-            <w:shd w:val="clear" w:fill="EDF1F7"/>
+            <w:tcW w:type="dxa" w:w="1440"/>
           </w:tcPr>
           <w:p>
             <w:r>
-              <w:rPr>
-                <w:sz w:val="17"/>
-              </w:rPr>
-            </w:r>
-            <w:r>
-              <w:rPr>
-                <w:sz w:val="17"/>
-              </w:rPr>
               <w:t>Envio sem duplicata (CT-07)</w:t>
             </w:r>
           </w:p>
@@ -2976,108 +1882,60 @@
       <w:tr>
         <w:tc>
           <w:tcPr>
-            <w:tcW w:type="dxa" w:w="1624"/>
+            <w:tcW w:type="dxa" w:w="1440"/>
           </w:tcPr>
           <w:p>
             <w:r>
-              <w:rPr>
-                <w:sz w:val="17"/>
-              </w:rPr>
-            </w:r>
-            <w:r>
-              <w:rPr>
-                <w:sz w:val="17"/>
-              </w:rPr>
               <w:t>11</w:t>
             </w:r>
           </w:p>
         </w:tc>
         <w:tc>
           <w:tcPr>
-            <w:tcW w:type="dxa" w:w="1624"/>
+            <w:tcW w:type="dxa" w:w="1440"/>
           </w:tcPr>
           <w:p>
             <w:r>
-              <w:rPr>
-                <w:sz w:val="17"/>
-              </w:rPr>
-            </w:r>
-            <w:r>
-              <w:rPr>
-                <w:sz w:val="17"/>
-              </w:rPr>
               <w:t>S8</w:t>
             </w:r>
           </w:p>
         </w:tc>
         <w:tc>
           <w:tcPr>
-            <w:tcW w:type="dxa" w:w="1624"/>
+            <w:tcW w:type="dxa" w:w="1440"/>
           </w:tcPr>
           <w:p>
             <w:r>
-              <w:rPr>
-                <w:sz w:val="17"/>
-              </w:rPr>
-            </w:r>
-            <w:r>
-              <w:rPr>
-                <w:sz w:val="17"/>
-              </w:rPr>
               <w:t>Logout blacklist Redis jti (RF12)</w:t>
             </w:r>
           </w:p>
         </w:tc>
         <w:tc>
           <w:tcPr>
-            <w:tcW w:type="dxa" w:w="1624"/>
+            <w:tcW w:type="dxa" w:w="1440"/>
           </w:tcPr>
           <w:p>
             <w:r>
-              <w:rPr>
-                <w:sz w:val="17"/>
-              </w:rPr>
-            </w:r>
-            <w:r>
-              <w:rPr>
-                <w:sz w:val="17"/>
-              </w:rPr>
               <w:t>feat/MF-60-redis-blacklist</w:t>
             </w:r>
           </w:p>
         </w:tc>
         <w:tc>
           <w:tcPr>
-            <w:tcW w:type="dxa" w:w="1624"/>
+            <w:tcW w:type="dxa" w:w="1440"/>
           </w:tcPr>
           <w:p>
             <w:r>
-              <w:rPr>
-                <w:sz w:val="17"/>
-              </w:rPr>
-            </w:r>
-            <w:r>
-              <w:rPr>
-                <w:sz w:val="17"/>
-              </w:rPr>
               <w:t>API #10</w:t>
             </w:r>
           </w:p>
         </w:tc>
         <w:tc>
           <w:tcPr>
-            <w:tcW w:type="dxa" w:w="1624"/>
+            <w:tcW w:type="dxa" w:w="1440"/>
           </w:tcPr>
           <w:p>
             <w:r>
-              <w:rPr>
-                <w:sz w:val="17"/>
-              </w:rPr>
-            </w:r>
-            <w:r>
-              <w:rPr>
-                <w:sz w:val="17"/>
-              </w:rPr>
               <w:t>Token deslogado → 401 (CT-06)</w:t>
             </w:r>
           </w:p>
@@ -3086,128 +1944,69 @@
       <w:tr>
         <w:tc>
           <w:tcPr>
-            <w:tcW w:type="dxa" w:w="1624"/>
-            <w:shd w:val="clear" w:fill="EDF1F7"/>
+            <w:tcW w:type="dxa" w:w="1440"/>
           </w:tcPr>
           <w:p>
             <w:r>
-              <w:rPr>
-                <w:sz w:val="17"/>
-              </w:rPr>
-            </w:r>
-            <w:r>
-              <w:rPr>
-                <w:sz w:val="17"/>
-              </w:rPr>
               <w:t>12</w:t>
             </w:r>
           </w:p>
         </w:tc>
         <w:tc>
           <w:tcPr>
-            <w:tcW w:type="dxa" w:w="1624"/>
-            <w:shd w:val="clear" w:fill="EDF1F7"/>
+            <w:tcW w:type="dxa" w:w="1440"/>
           </w:tcPr>
           <w:p>
             <w:r>
-              <w:rPr>
-                <w:sz w:val="17"/>
-              </w:rPr>
-            </w:r>
-            <w:r>
-              <w:rPr>
-                <w:sz w:val="17"/>
-              </w:rPr>
               <w:t>S9</w:t>
             </w:r>
           </w:p>
         </w:tc>
         <w:tc>
           <w:tcPr>
-            <w:tcW w:type="dxa" w:w="1624"/>
-            <w:shd w:val="clear" w:fill="EDF1F7"/>
+            <w:tcW w:type="dxa" w:w="1440"/>
           </w:tcPr>
           <w:p>
             <w:r>
-              <w:rPr>
-                <w:sz w:val="17"/>
-              </w:rPr>
-            </w:r>
-            <w:r>
-              <w:rPr>
-                <w:sz w:val="17"/>
-              </w:rPr>
               <w:t>Filtros avançados maxMiles/cabinType (RF13)</w:t>
             </w:r>
           </w:p>
         </w:tc>
         <w:tc>
           <w:tcPr>
-            <w:tcW w:type="dxa" w:w="1624"/>
-            <w:shd w:val="clear" w:fill="EDF1F7"/>
+            <w:tcW w:type="dxa" w:w="1440"/>
           </w:tcPr>
           <w:p>
             <w:r>
-              <w:rPr>
-                <w:sz w:val="17"/>
-              </w:rPr>
-            </w:r>
-            <w:r>
-              <w:rPr>
-                <w:sz w:val="17"/>
-              </w:rPr>
               <w:t>feat/MF-65-search-filters / feat/MF-65-cabin-type-filter</w:t>
             </w:r>
           </w:p>
         </w:tc>
         <w:tc>
           <w:tcPr>
-            <w:tcW w:type="dxa" w:w="1624"/>
-            <w:shd w:val="clear" w:fill="EDF1F7"/>
+            <w:tcW w:type="dxa" w:w="1440"/>
           </w:tcPr>
           <w:p>
             <w:r>
-              <w:rPr>
-                <w:sz w:val="17"/>
-              </w:rPr>
-            </w:r>
-            <w:r>
-              <w:rPr>
-                <w:sz w:val="17"/>
-              </w:rPr>
               <w:t>API #11 / Web #21 / Craw #27</w:t>
             </w:r>
           </w:p>
         </w:tc>
         <w:tc>
           <w:tcPr>
-            <w:tcW w:type="dxa" w:w="1624"/>
-            <w:shd w:val="clear" w:fill="EDF1F7"/>
+            <w:tcW w:type="dxa" w:w="1440"/>
           </w:tcPr>
           <w:p>
             <w:r>
-              <w:rPr>
-                <w:sz w:val="17"/>
-              </w:rPr>
-            </w:r>
-            <w:r>
-              <w:rPr>
-                <w:sz w:val="17"/>
-              </w:rPr>
               <w:t xml:space="preserve">Entregue (released v0.9.0) — promovido a </w:t>
             </w:r>
             <w:r>
               <w:rPr>
                 <w:rFonts w:ascii="Consolas" w:hAnsi="Consolas"/>
-                <w:color w:val="444444"/>
-                <w:sz w:val="17"/>
               </w:rPr>
               <w:t>main</w:t>
             </w:r>
             <w:r>
-              <w:rPr>
-                <w:sz w:val="17"/>
-              </w:rPr>
               <w:t xml:space="preserve"> (CT-11 Aprovado; build verde)</w:t>
             </w:r>
           </w:p>
@@ -3216,122 +2015,69 @@
       <w:tr>
         <w:tc>
           <w:tcPr>
-            <w:tcW w:type="dxa" w:w="1624"/>
+            <w:tcW w:type="dxa" w:w="1440"/>
           </w:tcPr>
           <w:p>
             <w:r>
-              <w:rPr>
-                <w:sz w:val="17"/>
-              </w:rPr>
-            </w:r>
-            <w:r>
-              <w:rPr>
-                <w:sz w:val="17"/>
-              </w:rPr>
               <w:t>13</w:t>
             </w:r>
           </w:p>
         </w:tc>
         <w:tc>
           <w:tcPr>
-            <w:tcW w:type="dxa" w:w="1624"/>
+            <w:tcW w:type="dxa" w:w="1440"/>
           </w:tcPr>
           <w:p>
             <w:r>
-              <w:rPr>
-                <w:sz w:val="17"/>
-              </w:rPr>
-            </w:r>
-            <w:r>
-              <w:rPr>
-                <w:sz w:val="17"/>
-              </w:rPr>
               <w:t>S9</w:t>
             </w:r>
           </w:p>
         </w:tc>
         <w:tc>
           <w:tcPr>
-            <w:tcW w:type="dxa" w:w="1624"/>
+            <w:tcW w:type="dxa" w:w="1440"/>
           </w:tcPr>
           <w:p>
             <w:r>
-              <w:rPr>
-                <w:sz w:val="17"/>
-              </w:rPr>
-            </w:r>
-            <w:r>
-              <w:rPr>
-                <w:sz w:val="17"/>
-              </w:rPr>
               <w:t>Export CSV UTF-8 BOM (RF14)</w:t>
             </w:r>
           </w:p>
         </w:tc>
         <w:tc>
           <w:tcPr>
-            <w:tcW w:type="dxa" w:w="1624"/>
+            <w:tcW w:type="dxa" w:w="1440"/>
           </w:tcPr>
           <w:p>
             <w:r>
-              <w:rPr>
-                <w:sz w:val="17"/>
-              </w:rPr>
-            </w:r>
-            <w:r>
-              <w:rPr>
-                <w:sz w:val="17"/>
-              </w:rPr>
               <w:t>feat/MF-69-csv-export / feat/MF-69-csv-ui</w:t>
             </w:r>
           </w:p>
         </w:tc>
         <w:tc>
           <w:tcPr>
-            <w:tcW w:type="dxa" w:w="1624"/>
+            <w:tcW w:type="dxa" w:w="1440"/>
           </w:tcPr>
           <w:p>
             <w:r>
-              <w:rPr>
-                <w:sz w:val="17"/>
-              </w:rPr>
-            </w:r>
-            <w:r>
-              <w:rPr>
-                <w:sz w:val="17"/>
-              </w:rPr>
               <w:t>API #12 / Web #22</w:t>
             </w:r>
           </w:p>
         </w:tc>
         <w:tc>
           <w:tcPr>
-            <w:tcW w:type="dxa" w:w="1624"/>
+            <w:tcW w:type="dxa" w:w="1440"/>
           </w:tcPr>
           <w:p>
             <w:r>
-              <w:rPr>
-                <w:sz w:val="17"/>
-              </w:rPr>
-            </w:r>
-            <w:r>
-              <w:rPr>
-                <w:sz w:val="17"/>
-              </w:rPr>
               <w:t xml:space="preserve">Entregue (released v0.9.0) — promovido a </w:t>
             </w:r>
             <w:r>
               <w:rPr>
                 <w:rFonts w:ascii="Consolas" w:hAnsi="Consolas"/>
-                <w:color w:val="444444"/>
-                <w:sz w:val="17"/>
               </w:rPr>
               <w:t>main</w:t>
             </w:r>
             <w:r>
-              <w:rPr>
-                <w:sz w:val="17"/>
-              </w:rPr>
               <w:t xml:space="preserve"> (build verde)</w:t>
             </w:r>
           </w:p>
@@ -3340,328 +2086,179 @@
       <w:tr>
         <w:tc>
           <w:tcPr>
-            <w:tcW w:type="dxa" w:w="1624"/>
-            <w:shd w:val="clear" w:fill="EDF1F7"/>
+            <w:tcW w:type="dxa" w:w="1440"/>
           </w:tcPr>
           <w:p>
             <w:r>
-              <w:rPr>
-                <w:sz w:val="17"/>
-              </w:rPr>
-            </w:r>
-            <w:r>
-              <w:rPr>
-                <w:sz w:val="17"/>
-              </w:rPr>
               <w:t>14</w:t>
             </w:r>
           </w:p>
         </w:tc>
         <w:tc>
           <w:tcPr>
-            <w:tcW w:type="dxa" w:w="1624"/>
-            <w:shd w:val="clear" w:fill="EDF1F7"/>
+            <w:tcW w:type="dxa" w:w="1440"/>
           </w:tcPr>
           <w:p>
             <w:r>
-              <w:rPr>
-                <w:sz w:val="17"/>
-              </w:rPr>
-            </w:r>
-            <w:r>
-              <w:rPr>
-                <w:sz w:val="17"/>
-              </w:rPr>
               <w:t>S9</w:t>
             </w:r>
           </w:p>
         </w:tc>
         <w:tc>
           <w:tcPr>
-            <w:tcW w:type="dxa" w:w="1624"/>
-            <w:shd w:val="clear" w:fill="EDF1F7"/>
+            <w:tcW w:type="dxa" w:w="1440"/>
           </w:tcPr>
           <w:p>
             <w:r>
-              <w:rPr>
-                <w:sz w:val="17"/>
-              </w:rPr>
-            </w:r>
-            <w:r>
-              <w:rPr>
-                <w:sz w:val="17"/>
-              </w:rPr>
               <w:t>Airport ILIKE (MF-64)</w:t>
             </w:r>
           </w:p>
         </w:tc>
         <w:tc>
           <w:tcPr>
-            <w:tcW w:type="dxa" w:w="1624"/>
-            <w:shd w:val="clear" w:fill="EDF1F7"/>
+            <w:tcW w:type="dxa" w:w="1440"/>
           </w:tcPr>
           <w:p>
             <w:r>
-              <w:rPr>
-                <w:sz w:val="17"/>
-              </w:rPr>
-            </w:r>
-            <w:r>
-              <w:rPr>
-                <w:sz w:val="17"/>
-              </w:rPr>
               <w:t>feat/MF-64-airport-ilike</w:t>
             </w:r>
           </w:p>
         </w:tc>
         <w:tc>
           <w:tcPr>
-            <w:tcW w:type="dxa" w:w="1624"/>
-            <w:shd w:val="clear" w:fill="EDF1F7"/>
+            <w:tcW w:type="dxa" w:w="1440"/>
           </w:tcPr>
           <w:p>
             <w:r>
-              <w:rPr>
-                <w:sz w:val="17"/>
-              </w:rPr>
-            </w:r>
-            <w:r>
-              <w:rPr>
-                <w:sz w:val="17"/>
-              </w:rPr>
               <w:t>API #28</w:t>
             </w:r>
           </w:p>
         </w:tc>
         <w:tc>
           <w:tcPr>
-            <w:tcW w:type="dxa" w:w="1624"/>
-            <w:shd w:val="clear" w:fill="EDF1F7"/>
+            <w:tcW w:type="dxa" w:w="1440"/>
           </w:tcPr>
           <w:p>
             <w:r>
-              <w:rPr>
-                <w:sz w:val="17"/>
-              </w:rPr>
-            </w:r>
-            <w:r>
-              <w:rPr>
-                <w:sz w:val="17"/>
-              </w:rPr>
               <w:t xml:space="preserve">Entregue (released v0.9.0) — promovido a </w:t>
             </w:r>
             <w:r>
               <w:rPr>
                 <w:rFonts w:ascii="Consolas" w:hAnsi="Consolas"/>
-                <w:color w:val="444444"/>
-                <w:sz w:val="17"/>
               </w:rPr>
               <w:t>main</w:t>
             </w:r>
             <w:r>
-              <w:rPr>
-                <w:sz w:val="17"/>
-              </w:rPr>
               <w:t xml:space="preserve"> (CT-12 Aprovado; build verde)</w:t>
             </w:r>
           </w:p>
         </w:tc>
       </w:tr>
     </w:tbl>
+    <w:p/>
     <w:p>
+      <w:pPr>
+        <w:pStyle w:val="IntenseQuote"/>
+      </w:pPr>
       <w:r>
-        <w:rPr>
-          <w:i/>
-          <w:color w:val="444444"/>
-        </w:rPr>
-        <w:t xml:space="preserve">Os 6 PRs da S9 (#11/#12/#28/#21/#22/#27) foram concluídos com aprovação técnica do Tech Lead Cézar Velazquez (conta legada </w:t>
+        <w:t xml:space="preserve">Os 6 MRs da S9 (api !13 / api !14 / api !12 / web !9 / web !10 / crawler !4) foram concluídos com aprovação técnica do Tech Lead Cézar Velazquez (cezar.velazquez — Approved, vote 10) e mergeados em </w:t>
       </w:r>
       <w:r>
         <w:rPr>
           <w:rFonts w:ascii="Consolas" w:hAnsi="Consolas"/>
-          <w:i/>
-          <w:color w:val="444444"/>
-          <w:sz w:val="18"/>
-        </w:rPr>
-        <w:t>Mateus Veloso</w:t>
-      </w:r>
-      <w:r>
-        <w:rPr>
-          <w:i/>
-          <w:color w:val="444444"/>
-        </w:rPr>
-        <w:t xml:space="preserve"> — Approved, vote 10) e mergeados em </w:t>
-      </w:r>
-      <w:r>
-        <w:rPr>
-          <w:rFonts w:ascii="Consolas" w:hAnsi="Consolas"/>
-          <w:i/>
-          <w:color w:val="444444"/>
-          <w:sz w:val="18"/>
         </w:rPr>
         <w:t>develop</w:t>
       </w:r>
       <w:r>
-        <w:rPr>
-          <w:i/>
-          <w:color w:val="444444"/>
-        </w:rPr>
         <w:t xml:space="preserve">; a release v0.9.0 foi então promovida </w:t>
       </w:r>
       <w:r>
         <w:rPr>
           <w:rFonts w:ascii="Consolas" w:hAnsi="Consolas"/>
-          <w:i/>
-          <w:color w:val="444444"/>
-          <w:sz w:val="18"/>
         </w:rPr>
         <w:t>develop</w:t>
       </w:r>
       <w:r>
-        <w:rPr>
-          <w:i/>
-          <w:color w:val="444444"/>
-        </w:rPr>
         <w:t xml:space="preserve"> → </w:t>
       </w:r>
       <w:r>
         <w:rPr>
           <w:rFonts w:ascii="Consolas" w:hAnsi="Consolas"/>
-          <w:i/>
-          <w:color w:val="444444"/>
-          <w:sz w:val="18"/>
         </w:rPr>
         <w:t>homolog</w:t>
       </w:r>
       <w:r>
-        <w:rPr>
-          <w:i/>
-          <w:color w:val="444444"/>
-        </w:rPr>
         <w:t xml:space="preserve"> → </w:t>
       </w:r>
       <w:r>
         <w:rPr>
           <w:rFonts w:ascii="Consolas" w:hAnsi="Consolas"/>
-          <w:i/>
-          <w:color w:val="444444"/>
-          <w:sz w:val="18"/>
         </w:rPr>
         <w:t>main</w:t>
       </w:r>
       <w:r>
-        <w:rPr>
-          <w:i/>
-          <w:color w:val="444444"/>
-        </w:rPr>
         <w:t xml:space="preserve"> nos três repositórios (tag </w:t>
       </w:r>
       <w:r>
         <w:rPr>
           <w:rFonts w:ascii="Consolas" w:hAnsi="Consolas"/>
-          <w:i/>
-          <w:color w:val="444444"/>
-          <w:sz w:val="18"/>
         </w:rPr>
         <w:t>v0.9.0</w:t>
       </w:r>
       <w:r>
-        <w:rPr>
-          <w:i/>
-          <w:color w:val="444444"/>
-        </w:rPr>
         <w:t xml:space="preserve">, 15/06/2026), incluindo a migration </w:t>
       </w:r>
       <w:r>
         <w:rPr>
           <w:rFonts w:ascii="Consolas" w:hAnsi="Consolas"/>
-          <w:i/>
-          <w:color w:val="444444"/>
-          <w:sz w:val="18"/>
         </w:rPr>
         <w:t>V9__airport_search_index.sql</w:t>
       </w:r>
       <w:r>
-        <w:rPr>
-          <w:i/>
-          <w:color w:val="444444"/>
-        </w:rPr>
         <w:t xml:space="preserve">. RF13/RF14/MF-64 estão </w:t>
       </w:r>
       <w:r>
         <w:rPr>
           <w:b/>
-          <w:i/>
-          <w:color w:val="444444"/>
         </w:rPr>
         <w:t>Entregues (released em `main`)</w:t>
       </w:r>
       <w:r>
-        <w:rPr>
-          <w:i/>
-          <w:color w:val="444444"/>
-        </w:rPr>
         <w:t xml:space="preserve">. O </w:t>
       </w:r>
       <w:r>
         <w:rPr>
           <w:b/>
-          <w:i/>
-          <w:color w:val="444444"/>
         </w:rPr>
-        <w:t>PR #29 (MF-73)</w:t>
+        <w:t>api !15 (MF-73)</w:t>
       </w:r>
       <w:r>
-        <w:rPr>
-          <w:i/>
-          <w:color w:val="444444"/>
-        </w:rPr>
         <w:t xml:space="preserve"> — padronização de nomenclatura de BD, migration </w:t>
       </w:r>
       <w:r>
         <w:rPr>
           <w:rFonts w:ascii="Consolas" w:hAnsi="Consolas"/>
-          <w:i/>
-          <w:color w:val="444444"/>
-          <w:sz w:val="18"/>
         </w:rPr>
         <w:t>V10__fix_naming_conventions.sql</w:t>
       </w:r>
       <w:r>
-        <w:rPr>
-          <w:i/>
-          <w:color w:val="444444"/>
-        </w:rPr>
         <w:t xml:space="preserve"> — permanece </w:t>
       </w:r>
       <w:r>
         <w:rPr>
           <w:b/>
-          <w:i/>
-          <w:color w:val="444444"/>
         </w:rPr>
-        <w:t>ativo, aprovado pelo Cézar Velazquez (conta própria no Azure, vote 10)</w:t>
+        <w:t>ativo, aprovado pelo Cézar Velazquez (cezar.velazquez, vote 10)</w:t>
       </w:r>
       <w:r>
-        <w:rPr>
-          <w:i/>
-          <w:color w:val="444444"/>
-        </w:rPr>
-        <w:t>, aguardando merge. Os 22 PRs históricos S1–S8 foram integrados sem revisor registrado (ressalva imutável). Detalhamento em GCO-MILHASFACIL01-001.</w:t>
+        <w:t>, aguardando merge. Os 22 MRs históricos S1–S8 foram integrados sem revisor registrado (ressalva imutável). Detalhamento em GCO-MILHASFACIL01-001.</w:t>
       </w:r>
     </w:p>
     <w:p>
       <w:pPr>
-        <w:pBdr>
-          <w:bottom w:val="single" w:sz="6" w:space="3" w:color="1F3B73"/>
-        </w:pBdr>
+        <w:pStyle w:val="Heading2"/>
       </w:pPr>
       <w:r>
-        <w:rPr>
-          <w:b/>
-          <w:color w:val="1F3B73"/>
-          <w:sz w:val="27"/>
-        </w:rPr>
         <w:t>6. Verificação de prontidão (healthcheck / Actuator)</w:t>
       </w:r>
     </w:p>
@@ -3674,28 +2271,23 @@
       <w:tblPr>
         <w:tblStyle w:val="TableGrid"/>
         <w:tblW w:type="auto" w:w="0"/>
-        <w:jc w:val="center"/>
         <w:tblLook w:firstColumn="1" w:firstRow="1" w:lastColumn="0" w:lastRow="0" w:noHBand="0" w:noVBand="1" w:val="04A0"/>
       </w:tblPr>
       <w:tblGrid>
-        <w:gridCol w:w="2436"/>
-        <w:gridCol w:w="2436"/>
-        <w:gridCol w:w="2436"/>
-        <w:gridCol w:w="2436"/>
+        <w:gridCol w:w="2160"/>
+        <w:gridCol w:w="2160"/>
+        <w:gridCol w:w="2160"/>
+        <w:gridCol w:w="2160"/>
       </w:tblGrid>
       <w:tr>
         <w:tc>
           <w:tcPr>
-            <w:tcW w:type="dxa" w:w="2436"/>
-            <w:shd w:val="clear" w:fill="1F3B73"/>
+            <w:tcW w:type="dxa" w:w="2160"/>
           </w:tcPr>
           <w:p>
-            <w:r/>
             <w:r>
               <w:rPr>
                 <w:b/>
-                <w:color w:val="FFFFFF"/>
-                <w:sz w:val="18"/>
               </w:rPr>
               <w:t>Componente</w:t>
             </w:r>
@@ -3703,16 +2295,12 @@
         </w:tc>
         <w:tc>
           <w:tcPr>
-            <w:tcW w:type="dxa" w:w="2436"/>
-            <w:shd w:val="clear" w:fill="1F3B73"/>
+            <w:tcW w:type="dxa" w:w="2160"/>
           </w:tcPr>
           <w:p>
-            <w:r/>
             <w:r>
               <w:rPr>
                 <w:b/>
-                <w:color w:val="FFFFFF"/>
-                <w:sz w:val="18"/>
               </w:rPr>
               <w:t>Mecanismo</w:t>
             </w:r>
@@ -3720,16 +2308,12 @@
         </w:tc>
         <w:tc>
           <w:tcPr>
-            <w:tcW w:type="dxa" w:w="2436"/>
-            <w:shd w:val="clear" w:fill="1F3B73"/>
+            <w:tcW w:type="dxa" w:w="2160"/>
           </w:tcPr>
           <w:p>
-            <w:r/>
             <w:r>
               <w:rPr>
                 <w:b/>
-                <w:color w:val="FFFFFF"/>
-                <w:sz w:val="18"/>
               </w:rPr>
               <w:t>Endpoint</w:t>
             </w:r>
@@ -3737,16 +2321,12 @@
         </w:tc>
         <w:tc>
           <w:tcPr>
-            <w:tcW w:type="dxa" w:w="2436"/>
-            <w:shd w:val="clear" w:fill="1F3B73"/>
+            <w:tcW w:type="dxa" w:w="2160"/>
           </w:tcPr>
           <w:p>
-            <w:r/>
             <w:r>
               <w:rPr>
                 <w:b/>
-                <w:color w:val="FFFFFF"/>
-                <w:sz w:val="18"/>
               </w:rPr>
               <w:t>Observação</w:t>
             </w:r>
@@ -3756,55 +2336,32 @@
       <w:tr>
         <w:tc>
           <w:tcPr>
-            <w:tcW w:type="dxa" w:w="2436"/>
+            <w:tcW w:type="dxa" w:w="2160"/>
           </w:tcPr>
           <w:p>
             <w:r>
-              <w:rPr>
-                <w:sz w:val="17"/>
-              </w:rPr>
-            </w:r>
-            <w:r>
-              <w:rPr>
-                <w:sz w:val="17"/>
-              </w:rPr>
               <w:t>API</w:t>
             </w:r>
           </w:p>
         </w:tc>
         <w:tc>
           <w:tcPr>
-            <w:tcW w:type="dxa" w:w="2436"/>
+            <w:tcW w:type="dxa" w:w="2160"/>
           </w:tcPr>
           <w:p>
             <w:r>
-              <w:rPr>
-                <w:sz w:val="17"/>
-              </w:rPr>
-            </w:r>
-            <w:r>
-              <w:rPr>
-                <w:sz w:val="17"/>
-              </w:rPr>
               <w:t>Spring Boot Actuator</w:t>
             </w:r>
           </w:p>
         </w:tc>
         <w:tc>
           <w:tcPr>
-            <w:tcW w:type="dxa" w:w="2436"/>
+            <w:tcW w:type="dxa" w:w="2160"/>
           </w:tcPr>
           <w:p>
             <w:r>
               <w:rPr>
-                <w:sz w:val="17"/>
-              </w:rPr>
-            </w:r>
-            <w:r>
-              <w:rPr>
                 <w:rFonts w:ascii="Consolas" w:hAnsi="Consolas"/>
-                <w:color w:val="444444"/>
-                <w:sz w:val="17"/>
               </w:rPr>
               <w:t>/actuator/health</w:t>
             </w:r>
@@ -3812,46 +2369,28 @@
         </w:tc>
         <w:tc>
           <w:tcPr>
-            <w:tcW w:type="dxa" w:w="2436"/>
+            <w:tcW w:type="dxa" w:w="2160"/>
           </w:tcPr>
           <w:p>
             <w:r>
-              <w:rPr>
-                <w:sz w:val="17"/>
-              </w:rPr>
-            </w:r>
-            <w:r>
-              <w:rPr>
-                <w:sz w:val="17"/>
-              </w:rPr>
               <w:t xml:space="preserve">Rota pública no </w:t>
             </w:r>
             <w:r>
               <w:rPr>
                 <w:rFonts w:ascii="Consolas" w:hAnsi="Consolas"/>
-                <w:color w:val="444444"/>
-                <w:sz w:val="17"/>
               </w:rPr>
               <w:t>SecurityConfig</w:t>
             </w:r>
             <w:r>
-              <w:rPr>
-                <w:sz w:val="17"/>
-              </w:rPr>
               <w:t xml:space="preserve"> (junto a </w:t>
             </w:r>
             <w:r>
               <w:rPr>
                 <w:rFonts w:ascii="Consolas" w:hAnsi="Consolas"/>
-                <w:color w:val="444444"/>
-                <w:sz w:val="17"/>
               </w:rPr>
               <w:t>/api/v1/auth/**</w:t>
             </w:r>
             <w:r>
-              <w:rPr>
-                <w:sz w:val="17"/>
-              </w:rPr>
               <w:t>)</w:t>
             </w:r>
           </w:p>
@@ -3860,58 +2399,32 @@
       <w:tr>
         <w:tc>
           <w:tcPr>
-            <w:tcW w:type="dxa" w:w="2436"/>
-            <w:shd w:val="clear" w:fill="EDF1F7"/>
+            <w:tcW w:type="dxa" w:w="2160"/>
           </w:tcPr>
           <w:p>
             <w:r>
-              <w:rPr>
-                <w:sz w:val="17"/>
-              </w:rPr>
-            </w:r>
-            <w:r>
-              <w:rPr>
-                <w:sz w:val="17"/>
-              </w:rPr>
               <w:t>Crawler</w:t>
             </w:r>
           </w:p>
         </w:tc>
         <w:tc>
           <w:tcPr>
-            <w:tcW w:type="dxa" w:w="2436"/>
-            <w:shd w:val="clear" w:fill="EDF1F7"/>
+            <w:tcW w:type="dxa" w:w="2160"/>
           </w:tcPr>
           <w:p>
             <w:r>
-              <w:rPr>
-                <w:sz w:val="17"/>
-              </w:rPr>
-            </w:r>
-            <w:r>
-              <w:rPr>
-                <w:sz w:val="17"/>
-              </w:rPr>
               <w:t>Healthcheck FastAPI</w:t>
             </w:r>
           </w:p>
         </w:tc>
         <w:tc>
           <w:tcPr>
-            <w:tcW w:type="dxa" w:w="2436"/>
-            <w:shd w:val="clear" w:fill="EDF1F7"/>
+            <w:tcW w:type="dxa" w:w="2160"/>
           </w:tcPr>
           <w:p>
             <w:r>
               <w:rPr>
-                <w:sz w:val="17"/>
-              </w:rPr>
-            </w:r>
-            <w:r>
-              <w:rPr>
                 <w:rFonts w:ascii="Consolas" w:hAnsi="Consolas"/>
-                <w:color w:val="444444"/>
-                <w:sz w:val="17"/>
               </w:rPr>
               <w:t>GET /health</w:t>
             </w:r>
@@ -3919,19 +2432,10 @@
         </w:tc>
         <w:tc>
           <w:tcPr>
-            <w:tcW w:type="dxa" w:w="2436"/>
-            <w:shd w:val="clear" w:fill="EDF1F7"/>
+            <w:tcW w:type="dxa" w:w="2160"/>
           </w:tcPr>
           <w:p>
             <w:r>
-              <w:rPr>
-                <w:sz w:val="17"/>
-              </w:rPr>
-            </w:r>
-            <w:r>
-              <w:rPr>
-                <w:sz w:val="17"/>
-              </w:rPr>
               <w:t>Verifica disponibilidade do serviço de coleta</w:t>
             </w:r>
           </w:p>
@@ -3940,78 +2444,47 @@
       <w:tr>
         <w:tc>
           <w:tcPr>
-            <w:tcW w:type="dxa" w:w="2436"/>
+            <w:tcW w:type="dxa" w:w="2160"/>
           </w:tcPr>
           <w:p>
             <w:r>
-              <w:rPr>
-                <w:sz w:val="17"/>
-              </w:rPr>
-            </w:r>
-            <w:r>
-              <w:rPr>
-                <w:sz w:val="17"/>
-              </w:rPr>
               <w:t>Web</w:t>
             </w:r>
           </w:p>
         </w:tc>
         <w:tc>
           <w:tcPr>
-            <w:tcW w:type="dxa" w:w="2436"/>
+            <w:tcW w:type="dxa" w:w="2160"/>
           </w:tcPr>
           <w:p>
             <w:r>
-              <w:rPr>
-                <w:sz w:val="17"/>
-              </w:rPr>
-            </w:r>
-            <w:r>
-              <w:rPr>
-                <w:sz w:val="17"/>
-              </w:rPr>
               <w:t>Build/serve</w:t>
             </w:r>
           </w:p>
         </w:tc>
         <w:tc>
           <w:tcPr>
-            <w:tcW w:type="dxa" w:w="2436"/>
+            <w:tcW w:type="dxa" w:w="2160"/>
           </w:tcPr>
           <w:p>
             <w:r>
-              <w:rPr>
-                <w:sz w:val="17"/>
-              </w:rPr>
-            </w:r>
-            <w:r>
-              <w:rPr>
-                <w:sz w:val="17"/>
-              </w:rPr>
               <w:t>—</w:t>
             </w:r>
           </w:p>
         </w:tc>
         <w:tc>
           <w:tcPr>
-            <w:tcW w:type="dxa" w:w="2436"/>
+            <w:tcW w:type="dxa" w:w="2160"/>
           </w:tcPr>
           <w:p>
             <w:r>
-              <w:rPr>
-                <w:sz w:val="17"/>
-              </w:rPr>
-            </w:r>
-            <w:r>
-              <w:rPr>
-                <w:sz w:val="17"/>
-              </w:rPr>
               <w:t>Validada via pipeline e consumo da API</w:t>
             </w:r>
           </w:p>
         </w:tc>
       </w:tr>
     </w:tbl>
+    <w:p/>
     <w:p>
       <w:r>
         <w:t xml:space="preserve">A ordem de subida no Docker Compose respeita as dependências: </w:t>
@@ -4019,8 +2492,6 @@
       <w:r>
         <w:rPr>
           <w:rFonts w:ascii="Consolas" w:hAnsi="Consolas"/>
-          <w:color w:val="444444"/>
-          <w:sz w:val="18"/>
         </w:rPr>
         <w:t>postgres</w:t>
       </w:r>
@@ -4030,8 +2501,6 @@
       <w:r>
         <w:rPr>
           <w:rFonts w:ascii="Consolas" w:hAnsi="Consolas"/>
-          <w:color w:val="444444"/>
-          <w:sz w:val="18"/>
         </w:rPr>
         <w:t>redis</w:t>
       </w:r>
@@ -4041,8 +2510,6 @@
       <w:r>
         <w:rPr>
           <w:rFonts w:ascii="Consolas" w:hAnsi="Consolas"/>
-          <w:color w:val="444444"/>
-          <w:sz w:val="18"/>
         </w:rPr>
         <w:t>api</w:t>
       </w:r>
@@ -4052,8 +2519,6 @@
       <w:r>
         <w:rPr>
           <w:rFonts w:ascii="Consolas" w:hAnsi="Consolas"/>
-          <w:color w:val="444444"/>
-          <w:sz w:val="18"/>
         </w:rPr>
         <w:t>web</w:t>
       </w:r>
@@ -4063,8 +2528,6 @@
       <w:r>
         <w:rPr>
           <w:rFonts w:ascii="Consolas" w:hAnsi="Consolas"/>
-          <w:color w:val="444444"/>
-          <w:sz w:val="18"/>
         </w:rPr>
         <w:t>crawler</w:t>
       </w:r>
@@ -4074,8 +2537,6 @@
       <w:r>
         <w:rPr>
           <w:rFonts w:ascii="Consolas" w:hAnsi="Consolas"/>
-          <w:color w:val="444444"/>
-          <w:sz w:val="18"/>
         </w:rPr>
         <w:t>api</w:t>
       </w:r>
@@ -4085,8 +2546,6 @@
       <w:r>
         <w:rPr>
           <w:rFonts w:ascii="Consolas" w:hAnsi="Consolas"/>
-          <w:color w:val="444444"/>
-          <w:sz w:val="18"/>
         </w:rPr>
         <w:t>/actuator/health</w:t>
       </w:r>
@@ -4096,8 +2555,6 @@
       <w:r>
         <w:rPr>
           <w:rFonts w:ascii="Consolas" w:hAnsi="Consolas"/>
-          <w:color w:val="444444"/>
-          <w:sz w:val="18"/>
         </w:rPr>
         <w:t>GET /health</w:t>
       </w:r>
@@ -4107,8 +2564,6 @@
       <w:r>
         <w:rPr>
           <w:rFonts w:ascii="Consolas" w:hAnsi="Consolas"/>
-          <w:color w:val="444444"/>
-          <w:sz w:val="18"/>
         </w:rPr>
         <w:t>develop</w:t>
       </w:r>
@@ -4118,8 +2573,6 @@
       <w:r>
         <w:rPr>
           <w:rFonts w:ascii="Consolas" w:hAnsi="Consolas"/>
-          <w:color w:val="444444"/>
-          <w:sz w:val="18"/>
         </w:rPr>
         <w:t>homolog</w:t>
       </w:r>
@@ -4129,8 +2582,6 @@
       <w:r>
         <w:rPr>
           <w:rFonts w:ascii="Consolas" w:hAnsi="Consolas"/>
-          <w:color w:val="444444"/>
-          <w:sz w:val="18"/>
         </w:rPr>
         <w:t>main</w:t>
       </w:r>
@@ -4140,16 +2591,9 @@
     </w:p>
     <w:p>
       <w:pPr>
-        <w:pBdr>
-          <w:bottom w:val="single" w:sz="6" w:space="3" w:color="1F3B73"/>
-        </w:pBdr>
+        <w:pStyle w:val="Heading2"/>
       </w:pPr>
       <w:r>
-        <w:rPr>
-          <w:b/>
-          <w:color w:val="1F3B73"/>
-          <w:sz w:val="27"/>
-        </w:rPr>
         <w:t>7. Ambiente de homologação</w:t>
       </w:r>
     </w:p>
@@ -4157,26 +2601,21 @@
       <w:tblPr>
         <w:tblStyle w:val="TableGrid"/>
         <w:tblW w:type="auto" w:w="0"/>
-        <w:jc w:val="center"/>
         <w:tblLook w:firstColumn="1" w:firstRow="1" w:lastColumn="0" w:lastRow="0" w:noHBand="0" w:noVBand="1" w:val="04A0"/>
       </w:tblPr>
       <w:tblGrid>
-        <w:gridCol w:w="4873"/>
-        <w:gridCol w:w="4873"/>
+        <w:gridCol w:w="4320"/>
+        <w:gridCol w:w="4320"/>
       </w:tblGrid>
       <w:tr>
         <w:tc>
           <w:tcPr>
-            <w:tcW w:type="dxa" w:w="4873"/>
-            <w:shd w:val="clear" w:fill="1F3B73"/>
+            <w:tcW w:type="dxa" w:w="4320"/>
           </w:tcPr>
           <w:p>
-            <w:r/>
             <w:r>
               <w:rPr>
                 <w:b/>
-                <w:color w:val="FFFFFF"/>
-                <w:sz w:val="18"/>
               </w:rPr>
               <w:t>Item</w:t>
             </w:r>
@@ -4184,16 +2623,12 @@
         </w:tc>
         <w:tc>
           <w:tcPr>
-            <w:tcW w:type="dxa" w:w="4873"/>
-            <w:shd w:val="clear" w:fill="1F3B73"/>
+            <w:tcW w:type="dxa" w:w="4320"/>
           </w:tcPr>
           <w:p>
-            <w:r/>
             <w:r>
               <w:rPr>
                 <w:b/>
-                <w:color w:val="FFFFFF"/>
-                <w:sz w:val="18"/>
               </w:rPr>
               <w:t>Valor</w:t>
             </w:r>
@@ -4203,18 +2638,12 @@
       <w:tr>
         <w:tc>
           <w:tcPr>
-            <w:tcW w:type="dxa" w:w="4873"/>
+            <w:tcW w:type="dxa" w:w="4320"/>
           </w:tcPr>
           <w:p>
             <w:r>
               <w:rPr>
-                <w:sz w:val="17"/>
-              </w:rPr>
-            </w:r>
-            <w:r>
-              <w:rPr>
                 <w:b/>
-                <w:sz w:val="17"/>
               </w:rPr>
               <w:t>Branch de homologação</w:t>
             </w:r>
@@ -4222,40 +2651,25 @@
         </w:tc>
         <w:tc>
           <w:tcPr>
-            <w:tcW w:type="dxa" w:w="4873"/>
+            <w:tcW w:type="dxa" w:w="4320"/>
           </w:tcPr>
           <w:p>
             <w:r>
               <w:rPr>
-                <w:sz w:val="17"/>
-              </w:rPr>
-            </w:r>
-            <w:r>
-              <w:rPr>
                 <w:rFonts w:ascii="Consolas" w:hAnsi="Consolas"/>
-                <w:color w:val="444444"/>
-                <w:sz w:val="17"/>
               </w:rPr>
               <w:t>homolog</w:t>
             </w:r>
             <w:r>
-              <w:rPr>
-                <w:sz w:val="17"/>
-              </w:rPr>
               <w:t xml:space="preserve"> (promovida a partir de </w:t>
             </w:r>
             <w:r>
               <w:rPr>
                 <w:rFonts w:ascii="Consolas" w:hAnsi="Consolas"/>
-                <w:color w:val="444444"/>
-                <w:sz w:val="17"/>
               </w:rPr>
               <w:t>develop</w:t>
             </w:r>
             <w:r>
-              <w:rPr>
-                <w:sz w:val="17"/>
-              </w:rPr>
               <w:t>)</w:t>
             </w:r>
           </w:p>
@@ -4264,19 +2678,12 @@
       <w:tr>
         <w:tc>
           <w:tcPr>
-            <w:tcW w:type="dxa" w:w="4873"/>
-            <w:shd w:val="clear" w:fill="EDF1F7"/>
+            <w:tcW w:type="dxa" w:w="4320"/>
           </w:tcPr>
           <w:p>
             <w:r>
               <w:rPr>
-                <w:sz w:val="17"/>
-              </w:rPr>
-            </w:r>
-            <w:r>
-              <w:rPr>
                 <w:b/>
-                <w:sz w:val="17"/>
               </w:rPr>
               <w:t>Composição</w:t>
             </w:r>
@@ -4284,19 +2691,10 @@
         </w:tc>
         <w:tc>
           <w:tcPr>
-            <w:tcW w:type="dxa" w:w="4873"/>
-            <w:shd w:val="clear" w:fill="EDF1F7"/>
+            <w:tcW w:type="dxa" w:w="4320"/>
           </w:tcPr>
           <w:p>
             <w:r>
-              <w:rPr>
-                <w:sz w:val="17"/>
-              </w:rPr>
-            </w:r>
-            <w:r>
-              <w:rPr>
-                <w:sz w:val="17"/>
-              </w:rPr>
               <w:t>Mesmo Docker Compose (Postgres + Redis + API + Web + Crawler)</w:t>
             </w:r>
           </w:p>
@@ -4305,18 +2703,12 @@
       <w:tr>
         <w:tc>
           <w:tcPr>
-            <w:tcW w:type="dxa" w:w="4873"/>
+            <w:tcW w:type="dxa" w:w="4320"/>
           </w:tcPr>
           <w:p>
             <w:r>
               <w:rPr>
-                <w:sz w:val="17"/>
-              </w:rPr>
-            </w:r>
-            <w:r>
-              <w:rPr>
                 <w:b/>
-                <w:sz w:val="17"/>
               </w:rPr>
               <w:t>Migrations</w:t>
             </w:r>
@@ -4324,89 +2716,56 @@
         </w:tc>
         <w:tc>
           <w:tcPr>
-            <w:tcW w:type="dxa" w:w="4873"/>
+            <w:tcW w:type="dxa" w:w="4320"/>
           </w:tcPr>
           <w:p>
             <w:r>
-              <w:rPr>
-                <w:sz w:val="17"/>
-              </w:rPr>
-            </w:r>
-            <w:r>
-              <w:rPr>
-                <w:sz w:val="17"/>
-              </w:rPr>
               <w:t xml:space="preserve">Flyway </w:t>
             </w:r>
             <w:r>
               <w:rPr>
                 <w:rFonts w:ascii="Consolas" w:hAnsi="Consolas"/>
-                <w:color w:val="444444"/>
-                <w:sz w:val="17"/>
               </w:rPr>
               <w:t>V1</w:t>
             </w:r>
             <w:r>
-              <w:rPr>
-                <w:sz w:val="17"/>
-              </w:rPr>
               <w:t>–</w:t>
             </w:r>
             <w:r>
               <w:rPr>
                 <w:rFonts w:ascii="Consolas" w:hAnsi="Consolas"/>
-                <w:color w:val="444444"/>
-                <w:sz w:val="17"/>
               </w:rPr>
               <w:t>V5</w:t>
             </w:r>
             <w:r>
-              <w:rPr>
-                <w:sz w:val="17"/>
-              </w:rPr>
               <w:t xml:space="preserve"> + </w:t>
             </w:r>
             <w:r>
               <w:rPr>
                 <w:rFonts w:ascii="Consolas" w:hAnsi="Consolas"/>
-                <w:color w:val="444444"/>
-                <w:sz w:val="17"/>
               </w:rPr>
               <w:t>V9__airport_search_index.sql</w:t>
             </w:r>
             <w:r>
-              <w:rPr>
-                <w:sz w:val="17"/>
-              </w:rPr>
               <w:t xml:space="preserve"> em </w:t>
             </w:r>
             <w:r>
               <w:rPr>
                 <w:rFonts w:ascii="Consolas" w:hAnsi="Consolas"/>
-                <w:color w:val="444444"/>
-                <w:sz w:val="17"/>
               </w:rPr>
               <w:t>main</w:t>
             </w:r>
             <w:r>
-              <w:rPr>
-                <w:sz w:val="17"/>
-              </w:rPr>
               <w:t xml:space="preserve"> (users, flight_history, route_preferences, notifications, subscriptions, índice de busca de aeroportos) após a release v0.9.0; </w:t>
             </w:r>
             <w:r>
               <w:rPr>
                 <w:rFonts w:ascii="Consolas" w:hAnsi="Consolas"/>
-                <w:color w:val="444444"/>
-                <w:sz w:val="17"/>
               </w:rPr>
               <w:t>V10__fix_naming_conventions.sql</w:t>
             </w:r>
             <w:r>
-              <w:rPr>
-                <w:sz w:val="17"/>
-              </w:rPr>
-              <w:t xml:space="preserve"> (MF-73) no PR #29 ativo</w:t>
+              <w:t xml:space="preserve"> (MF-73) no api !15 ativo</w:t>
             </w:r>
           </w:p>
         </w:tc>
@@ -4414,19 +2773,12 @@
       <w:tr>
         <w:tc>
           <w:tcPr>
-            <w:tcW w:type="dxa" w:w="4873"/>
-            <w:shd w:val="clear" w:fill="EDF1F7"/>
+            <w:tcW w:type="dxa" w:w="4320"/>
           </w:tcPr>
           <w:p>
             <w:r>
               <w:rPr>
-                <w:sz w:val="17"/>
-              </w:rPr>
-            </w:r>
-            <w:r>
-              <w:rPr>
                 <w:b/>
-                <w:sz w:val="17"/>
               </w:rPr>
               <w:t>Gate de promoção</w:t>
             </w:r>
@@ -4434,20 +2786,11 @@
         </w:tc>
         <w:tc>
           <w:tcPr>
-            <w:tcW w:type="dxa" w:w="4873"/>
-            <w:shd w:val="clear" w:fill="EDF1F7"/>
+            <w:tcW w:type="dxa" w:w="4320"/>
           </w:tcPr>
           <w:p>
             <w:r>
-              <w:rPr>
-                <w:sz w:val="17"/>
-              </w:rPr>
-            </w:r>
-            <w:r>
-              <w:rPr>
-                <w:sz w:val="17"/>
-              </w:rPr>
-              <w:t>Pipelines verdes (PowerShell@2); gate JaCoCo 80% na API; aprovação técnica do Tech Lead Cézar Velazquez no PR</w:t>
+              <w:t>Pipelines GitLab CI verdes (Docker, runner-vm-docker); gate JaCoCo 80% na API; aprovação técnica do Tech Lead Cézar Velazquez no MR</w:t>
             </w:r>
           </w:p>
         </w:tc>
@@ -4455,18 +2798,12 @@
       <w:tr>
         <w:tc>
           <w:tcPr>
-            <w:tcW w:type="dxa" w:w="4873"/>
+            <w:tcW w:type="dxa" w:w="4320"/>
           </w:tcPr>
           <w:p>
             <w:r>
               <w:rPr>
-                <w:sz w:val="17"/>
-              </w:rPr>
-            </w:r>
-            <w:r>
-              <w:rPr>
                 <w:b/>
-                <w:sz w:val="17"/>
               </w:rPr>
               <w:t>Verificação de prontidão</w:t>
             </w:r>
@@ -4474,40 +2811,25 @@
         </w:tc>
         <w:tc>
           <w:tcPr>
-            <w:tcW w:type="dxa" w:w="4873"/>
+            <w:tcW w:type="dxa" w:w="4320"/>
           </w:tcPr>
           <w:p>
             <w:r>
               <w:rPr>
-                <w:sz w:val="17"/>
-              </w:rPr>
-            </w:r>
-            <w:r>
-              <w:rPr>
                 <w:rFonts w:ascii="Consolas" w:hAnsi="Consolas"/>
-                <w:color w:val="444444"/>
-                <w:sz w:val="17"/>
               </w:rPr>
               <w:t>/actuator/health</w:t>
             </w:r>
             <w:r>
-              <w:rPr>
-                <w:sz w:val="17"/>
-              </w:rPr>
               <w:t xml:space="preserve"> (API) e </w:t>
             </w:r>
             <w:r>
               <w:rPr>
                 <w:rFonts w:ascii="Consolas" w:hAnsi="Consolas"/>
-                <w:color w:val="444444"/>
-                <w:sz w:val="17"/>
               </w:rPr>
               <w:t>GET /health</w:t>
             </w:r>
             <w:r>
-              <w:rPr>
-                <w:sz w:val="17"/>
-              </w:rPr>
               <w:t xml:space="preserve"> (Crawler) respondendo com sucesso</w:t>
             </w:r>
           </w:p>
@@ -4516,19 +2838,12 @@
       <w:tr>
         <w:tc>
           <w:tcPr>
-            <w:tcW w:type="dxa" w:w="4873"/>
-            <w:shd w:val="clear" w:fill="EDF1F7"/>
+            <w:tcW w:type="dxa" w:w="4320"/>
           </w:tcPr>
           <w:p>
             <w:r>
               <w:rPr>
-                <w:sz w:val="17"/>
-              </w:rPr>
-            </w:r>
-            <w:r>
-              <w:rPr>
                 <w:b/>
-                <w:sz w:val="17"/>
               </w:rPr>
               <w:t>Disponibilidade</w:t>
             </w:r>
@@ -4536,32 +2851,22 @@
         </w:tc>
         <w:tc>
           <w:tcPr>
-            <w:tcW w:type="dxa" w:w="4873"/>
-            <w:shd w:val="clear" w:fill="EDF1F7"/>
+            <w:tcW w:type="dxa" w:w="4320"/>
           </w:tcPr>
           <w:p>
             <w:r>
-              <w:rPr>
-                <w:sz w:val="17"/>
-              </w:rPr>
-            </w:r>
-            <w:r>
-              <w:rPr>
-                <w:sz w:val="17"/>
-              </w:rPr>
               <w:t>Docker Compose (RNF05); downtime de 3 h registrado na S6</w:t>
             </w:r>
           </w:p>
         </w:tc>
       </w:tr>
     </w:tbl>
+    <w:p/>
     <w:p>
+      <w:pPr>
+        <w:pStyle w:val="Heading3"/>
+      </w:pPr>
       <w:r>
-        <w:rPr>
-          <w:b/>
-          <w:color w:val="2E5CAA"/>
-          <w:sz w:val="23"/>
-        </w:rPr>
         <w:t>Evidências referenciadas</w:t>
       </w:r>
     </w:p>
@@ -4569,27 +2874,22 @@
       <w:tblPr>
         <w:tblStyle w:val="TableGrid"/>
         <w:tblW w:type="auto" w:w="0"/>
-        <w:jc w:val="center"/>
         <w:tblLook w:firstColumn="1" w:firstRow="1" w:lastColumn="0" w:lastRow="0" w:noHBand="0" w:noVBand="1" w:val="04A0"/>
       </w:tblPr>
       <w:tblGrid>
-        <w:gridCol w:w="3249"/>
-        <w:gridCol w:w="3249"/>
-        <w:gridCol w:w="3249"/>
+        <w:gridCol w:w="2880"/>
+        <w:gridCol w:w="2880"/>
+        <w:gridCol w:w="2880"/>
       </w:tblGrid>
       <w:tr>
         <w:tc>
           <w:tcPr>
-            <w:tcW w:type="dxa" w:w="3249"/>
-            <w:shd w:val="clear" w:fill="1F3B73"/>
+            <w:tcW w:type="dxa" w:w="2880"/>
           </w:tcPr>
           <w:p>
-            <w:r/>
             <w:r>
               <w:rPr>
                 <w:b/>
-                <w:color w:val="FFFFFF"/>
-                <w:sz w:val="18"/>
               </w:rPr>
               <w:t>Código</w:t>
             </w:r>
@@ -4597,16 +2897,12 @@
         </w:tc>
         <w:tc>
           <w:tcPr>
-            <w:tcW w:type="dxa" w:w="3249"/>
-            <w:shd w:val="clear" w:fill="1F3B73"/>
+            <w:tcW w:type="dxa" w:w="2880"/>
           </w:tcPr>
           <w:p>
-            <w:r/>
             <w:r>
               <w:rPr>
                 <w:b/>
-                <w:color w:val="FFFFFF"/>
-                <w:sz w:val="18"/>
               </w:rPr>
               <w:t>O que capturar</w:t>
             </w:r>
@@ -4614,16 +2910,12 @@
         </w:tc>
         <w:tc>
           <w:tcPr>
-            <w:tcW w:type="dxa" w:w="3249"/>
-            <w:shd w:val="clear" w:fill="1F3B73"/>
+            <w:tcW w:type="dxa" w:w="2880"/>
           </w:tcPr>
           <w:p>
-            <w:r/>
             <w:r>
               <w:rPr>
                 <w:b/>
-                <w:color w:val="FFFFFF"/>
-                <w:sz w:val="18"/>
               </w:rPr>
               <w:t>Fonte/URL</w:t>
             </w:r>
@@ -4633,72 +2925,42 @@
       <w:tr>
         <w:tc>
           <w:tcPr>
-            <w:tcW w:type="dxa" w:w="3249"/>
+            <w:tcW w:type="dxa" w:w="2880"/>
           </w:tcPr>
           <w:p>
             <w:r>
-              <w:rPr>
-                <w:sz w:val="17"/>
-              </w:rPr>
-            </w:r>
-            <w:r>
-              <w:rPr>
-                <w:sz w:val="17"/>
-              </w:rPr>
               <w:t>IMG-CI-04</w:t>
             </w:r>
           </w:p>
         </w:tc>
         <w:tc>
           <w:tcPr>
-            <w:tcW w:type="dxa" w:w="3249"/>
+            <w:tcW w:type="dxa" w:w="2880"/>
           </w:tcPr>
           <w:p>
             <w:r>
-              <w:rPr>
-                <w:sz w:val="17"/>
-              </w:rPr>
-            </w:r>
-            <w:r>
-              <w:rPr>
-                <w:sz w:val="17"/>
-              </w:rPr>
-              <w:t>Estágios das pipelines de CI (PowerShell@2, agente Default/Windows) com o gate JaCoCo 80% no pipeline da API e builds #41–#60</w:t>
+              <w:t>Estágios das pipelines GitLab CI (Docker, runner-vm-docker) com o gate JaCoCo 80% no pipeline da API</w:t>
             </w:r>
           </w:p>
         </w:tc>
         <w:tc>
           <w:tcPr>
-            <w:tcW w:type="dxa" w:w="3249"/>
+            <w:tcW w:type="dxa" w:w="2880"/>
           </w:tcPr>
           <w:p>
             <w:r>
-              <w:rPr>
-                <w:sz w:val="17"/>
-              </w:rPr>
-            </w:r>
-            <w:r>
-              <w:rPr>
-                <w:sz w:val="17"/>
-              </w:rPr>
-              <w:t>Azure DevOps — Pipelines (MilhasFacil API/Web/Crawler - Pipeline)</w:t>
+              <w:t>GitLab — Pipelines (MilhasFacil_api CI / MilhasFacil_web CI / MilhasFacil_crawler CI)</w:t>
             </w:r>
           </w:p>
         </w:tc>
       </w:tr>
     </w:tbl>
+    <w:p/>
     <w:p>
       <w:pPr>
-        <w:pBdr>
-          <w:bottom w:val="single" w:sz="6" w:space="3" w:color="1F3B73"/>
-        </w:pBdr>
+        <w:pStyle w:val="Heading2"/>
       </w:pPr>
       <w:r>
-        <w:rPr>
-          <w:b/>
-          <w:color w:val="1F3B73"/>
-          <w:sz w:val="27"/>
-        </w:rPr>
         <w:t>Histórico de revisões</w:t>
       </w:r>
     </w:p>
@@ -4706,28 +2968,23 @@
       <w:tblPr>
         <w:tblStyle w:val="TableGrid"/>
         <w:tblW w:type="auto" w:w="0"/>
-        <w:jc w:val="center"/>
         <w:tblLook w:firstColumn="1" w:firstRow="1" w:lastColumn="0" w:lastRow="0" w:noHBand="0" w:noVBand="1" w:val="04A0"/>
       </w:tblPr>
       <w:tblGrid>
-        <w:gridCol w:w="2436"/>
-        <w:gridCol w:w="2436"/>
-        <w:gridCol w:w="2436"/>
-        <w:gridCol w:w="2436"/>
+        <w:gridCol w:w="2160"/>
+        <w:gridCol w:w="2160"/>
+        <w:gridCol w:w="2160"/>
+        <w:gridCol w:w="2160"/>
       </w:tblGrid>
       <w:tr>
         <w:tc>
           <w:tcPr>
-            <w:tcW w:type="dxa" w:w="2436"/>
-            <w:shd w:val="clear" w:fill="1F3B73"/>
+            <w:tcW w:type="dxa" w:w="2160"/>
           </w:tcPr>
           <w:p>
-            <w:r/>
             <w:r>
               <w:rPr>
                 <w:b/>
-                <w:color w:val="FFFFFF"/>
-                <w:sz w:val="18"/>
               </w:rPr>
               <w:t>Versão</w:t>
             </w:r>
@@ -4735,16 +2992,12 @@
         </w:tc>
         <w:tc>
           <w:tcPr>
-            <w:tcW w:type="dxa" w:w="2436"/>
-            <w:shd w:val="clear" w:fill="1F3B73"/>
+            <w:tcW w:type="dxa" w:w="2160"/>
           </w:tcPr>
           <w:p>
-            <w:r/>
             <w:r>
               <w:rPr>
                 <w:b/>
-                <w:color w:val="FFFFFF"/>
-                <w:sz w:val="18"/>
               </w:rPr>
               <w:t>Data</w:t>
             </w:r>
@@ -4752,16 +3005,12 @@
         </w:tc>
         <w:tc>
           <w:tcPr>
-            <w:tcW w:type="dxa" w:w="2436"/>
-            <w:shd w:val="clear" w:fill="1F3B73"/>
+            <w:tcW w:type="dxa" w:w="2160"/>
           </w:tcPr>
           <w:p>
-            <w:r/>
             <w:r>
               <w:rPr>
                 <w:b/>
-                <w:color w:val="FFFFFF"/>
-                <w:sz w:val="18"/>
               </w:rPr>
               <w:t>Autor</w:t>
             </w:r>
@@ -4769,16 +3018,12 @@
         </w:tc>
         <w:tc>
           <w:tcPr>
-            <w:tcW w:type="dxa" w:w="2436"/>
-            <w:shd w:val="clear" w:fill="1F3B73"/>
+            <w:tcW w:type="dxa" w:w="2160"/>
           </w:tcPr>
           <w:p>
-            <w:r/>
             <w:r>
               <w:rPr>
                 <w:b/>
-                <w:color w:val="FFFFFF"/>
-                <w:sz w:val="18"/>
               </w:rPr>
               <w:t>Descrição</w:t>
             </w:r>
@@ -4788,81 +3033,92 @@
       <w:tr>
         <w:tc>
           <w:tcPr>
-            <w:tcW w:type="dxa" w:w="2436"/>
+            <w:tcW w:type="dxa" w:w="2160"/>
           </w:tcPr>
           <w:p>
             <w:r>
-              <w:rPr>
-                <w:sz w:val="17"/>
-              </w:rPr>
-            </w:r>
-            <w:r>
-              <w:rPr>
-                <w:sz w:val="17"/>
-              </w:rPr>
               <w:t>1.0</w:t>
             </w:r>
           </w:p>
         </w:tc>
         <w:tc>
           <w:tcPr>
-            <w:tcW w:type="dxa" w:w="2436"/>
+            <w:tcW w:type="dxa" w:w="2160"/>
           </w:tcPr>
           <w:p>
             <w:r>
-              <w:rPr>
-                <w:sz w:val="17"/>
-              </w:rPr>
-            </w:r>
-            <w:r>
-              <w:rPr>
-                <w:sz w:val="17"/>
-              </w:rPr>
               <w:t>15/06/2026</w:t>
             </w:r>
           </w:p>
         </w:tc>
         <w:tc>
           <w:tcPr>
-            <w:tcW w:type="dxa" w:w="2436"/>
+            <w:tcW w:type="dxa" w:w="2160"/>
           </w:tcPr>
           <w:p>
             <w:r>
-              <w:rPr>
-                <w:sz w:val="17"/>
-              </w:rPr>
-            </w:r>
-            <w:r>
-              <w:rPr>
-                <w:sz w:val="17"/>
-              </w:rPr>
               <w:t>Time de Melhoria Contínua</w:t>
             </w:r>
           </w:p>
         </w:tc>
         <w:tc>
           <w:tcPr>
-            <w:tcW w:type="dxa" w:w="2436"/>
+            <w:tcW w:type="dxa" w:w="2160"/>
           </w:tcPr>
           <w:p>
             <w:r>
-              <w:rPr>
-                <w:sz w:val="17"/>
-              </w:rPr>
-            </w:r>
-            <w:r>
-              <w:rPr>
-                <w:sz w:val="17"/>
-              </w:rPr>
               <w:t>Emissão inicial — evidência do ciclo S1–S9 (MR-MPS-SW:2024 Nível C).</w:t>
             </w:r>
           </w:p>
         </w:tc>
       </w:tr>
+      <w:tr>
+        <w:tc>
+          <w:tcPr>
+            <w:tcW w:type="dxa" w:w="2160"/>
+          </w:tcPr>
+          <w:p>
+            <w:r>
+              <w:t>1.1</w:t>
+            </w:r>
+          </w:p>
+        </w:tc>
+        <w:tc>
+          <w:tcPr>
+            <w:tcW w:type="dxa" w:w="2160"/>
+          </w:tcPr>
+          <w:p>
+            <w:r>
+              <w:t>26/06/2026</w:t>
+            </w:r>
+          </w:p>
+        </w:tc>
+        <w:tc>
+          <w:tcPr>
+            <w:tcW w:type="dxa" w:w="2160"/>
+          </w:tcPr>
+          <w:p>
+            <w:r>
+              <w:t>Time de Melhoria Contínua</w:t>
+            </w:r>
+          </w:p>
+        </w:tc>
+        <w:tc>
+          <w:tcPr>
+            <w:tcW w:type="dxa" w:w="2160"/>
+          </w:tcPr>
+          <w:p>
+            <w:r>
+              <w:t>Correção da plataforma CI: PowerShell@2/agente Windows → Docker/runner-vm-docker; nomes das pipelines → MilhasFacil_api/web/crawler CI; referências de MR atualizadas (MR #29 → api !15; PRs S9 → IDs GitLab).</w:t>
+            </w:r>
+          </w:p>
+        </w:tc>
+      </w:tr>
     </w:tbl>
+    <w:p/>
     <w:sectPr>
       <w:pgSz w:w="12240" w:h="15840"/>
-      <w:pgMar w:top="1134" w:right="1247" w:bottom="1134" w:left="1247" w:header="720" w:footer="720" w:gutter="0"/>
+      <w:pgMar w:top="1440" w:right="1800" w:bottom="1440" w:left="1800" w:header="720" w:footer="720" w:gutter="0"/>
       <w:cols w:space="720"/>
       <w:docGrid w:linePitch="360"/>
     </w:sectPr>
